--- a/W7/LAPORAN RESMI MODUL 7.docx
+++ b/W7/LAPORAN RESMI MODUL 7.docx
@@ -117,7 +117,7 @@
                     <pic:cNvPicPr/>
                   </pic:nvPicPr>
                   <pic:blipFill>
-                    <a:blip r:embed="rId5">
+                    <a:blip r:embed="rId7">
                       <a:extLst>
                         <a:ext uri="{28A0092B-C50C-407E-A947-70E740481C1C}">
                           <a14:useLocalDpi xmlns:a14="http://schemas.microsoft.com/office/drawing/2010/main" val="0"/>
@@ -653,7 +653,7 @@
                                     <w:jc w:val="center"/>
                                   </w:pPr>
                                   <w:r>
-                                    <w:t>Panjang</w:t>
+                                    <w:t>Ribet</w:t>
                                   </w:r>
                                 </w:p>
                               </w:txbxContent>
@@ -686,7 +686,7 @@
                               <w:jc w:val="center"/>
                             </w:pPr>
                             <w:r>
-                              <w:t>Panjang</w:t>
+                              <w:t>Ribet</w:t>
                             </w:r>
                           </w:p>
                         </w:txbxContent>
@@ -1760,10 +1760,7 @@
             </w:r>
             <w:proofErr w:type="spellEnd"/>
             <w:r>
-              <w:t>;</w:t>
-            </w:r>
-            <w:r>
-              <w:t xml:space="preserve"> </w:t>
+              <w:t xml:space="preserve">; </w:t>
             </w:r>
           </w:p>
           <w:p>
@@ -1854,11 +1851,9 @@
                             <w:r>
                               <w:t xml:space="preserve">Ini </w:t>
                             </w:r>
-                            <w:proofErr w:type="spellStart"/>
                             <w:r>
                               <w:t>field</w:t>
                             </w:r>
-                            <w:proofErr w:type="spellEnd"/>
                           </w:p>
                         </w:txbxContent>
                       </wps:txbx>
@@ -1892,11 +1887,9 @@
                       <w:r>
                         <w:t xml:space="preserve">Ini </w:t>
                       </w:r>
-                      <w:proofErr w:type="spellStart"/>
                       <w:r>
                         <w:t>field</w:t>
                       </w:r>
-                      <w:proofErr w:type="spellEnd"/>
                     </w:p>
                   </w:txbxContent>
                 </v:textbox>
@@ -2041,10 +2034,7 @@
       </w:r>
       <w:proofErr w:type="spellEnd"/>
       <w:r>
-        <w:t xml:space="preserve">() </w:t>
-      </w:r>
-      <w:r>
-        <w:t xml:space="preserve">→  merujuk pada </w:t>
+        <w:t xml:space="preserve">() →  merujuk pada </w:t>
       </w:r>
       <w:proofErr w:type="spellStart"/>
       <w:r>
@@ -2125,6 +2115,7 @@
         <w:rPr>
           <w:b/>
           <w:bCs/>
+          <w:noProof/>
           <w:sz w:val="28"/>
           <w:szCs w:val="28"/>
         </w:rPr>
@@ -2144,7 +2135,7 @@
                     <pic:cNvPicPr/>
                   </pic:nvPicPr>
                   <pic:blipFill>
-                    <a:blip r:embed="rId6"/>
+                    <a:blip r:embed="rId8"/>
                     <a:stretch>
                       <a:fillRect/>
                     </a:stretch>
@@ -2194,6 +2185,7 @@
         <w:rPr>
           <w:b/>
           <w:bCs/>
+          <w:noProof/>
         </w:rPr>
         <w:drawing>
           <wp:inline distT="0" distB="0" distL="0" distR="0" wp14:anchorId="4EF9A57E" wp14:editId="5A4EC2A4">
@@ -2211,7 +2203,7 @@
                     <pic:cNvPicPr/>
                   </pic:nvPicPr>
                   <pic:blipFill>
-                    <a:blip r:embed="rId7"/>
+                    <a:blip r:embed="rId9"/>
                     <a:stretch>
                       <a:fillRect/>
                     </a:stretch>
@@ -2307,6 +2299,7 @@
         <w:rPr>
           <w:b/>
           <w:bCs/>
+          <w:noProof/>
         </w:rPr>
         <w:drawing>
           <wp:inline distT="0" distB="0" distL="0" distR="0" wp14:anchorId="05347CBC" wp14:editId="49A1F836">
@@ -2324,7 +2317,7 @@
                     <pic:cNvPicPr/>
                   </pic:nvPicPr>
                   <pic:blipFill>
-                    <a:blip r:embed="rId8"/>
+                    <a:blip r:embed="rId10"/>
                     <a:stretch>
                       <a:fillRect/>
                     </a:stretch>
@@ -2365,6 +2358,9 @@
     </w:p>
     <w:p>
       <w:r>
+        <w:rPr>
+          <w:noProof/>
+        </w:rPr>
         <w:lastRenderedPageBreak/>
         <w:drawing>
           <wp:inline distT="0" distB="0" distL="0" distR="0" wp14:anchorId="400E1AF2" wp14:editId="782C83B0">
@@ -2382,7 +2378,7 @@
                     <pic:cNvPicPr/>
                   </pic:nvPicPr>
                   <pic:blipFill>
-                    <a:blip r:embed="rId9"/>
+                    <a:blip r:embed="rId11"/>
                     <a:stretch>
                       <a:fillRect/>
                     </a:stretch>
@@ -2462,6 +2458,7 @@
         <w:rPr>
           <w:b/>
           <w:bCs/>
+          <w:noProof/>
         </w:rPr>
         <w:drawing>
           <wp:inline distT="0" distB="0" distL="0" distR="0" wp14:anchorId="25655775" wp14:editId="3BD8F327">
@@ -2479,7 +2476,7 @@
                     <pic:cNvPicPr/>
                   </pic:nvPicPr>
                   <pic:blipFill>
-                    <a:blip r:embed="rId10"/>
+                    <a:blip r:embed="rId12"/>
                     <a:stretch>
                       <a:fillRect/>
                     </a:stretch>
@@ -2558,6 +2555,9 @@
         </w:rPr>
       </w:pPr>
       <w:r>
+        <w:rPr>
+          <w:noProof/>
+        </w:rPr>
         <w:drawing>
           <wp:inline distT="0" distB="0" distL="0" distR="0" wp14:anchorId="75AF6E89" wp14:editId="3944B2BE">
             <wp:extent cx="2415540" cy="1887776"/>
@@ -2574,7 +2574,7 @@
                     <pic:cNvPicPr/>
                   </pic:nvPicPr>
                   <pic:blipFill>
-                    <a:blip r:embed="rId11"/>
+                    <a:blip r:embed="rId13"/>
                     <a:stretch>
                       <a:fillRect/>
                     </a:stretch>
@@ -2595,6 +2595,9 @@
         </w:drawing>
       </w:r>
       <w:r>
+        <w:rPr>
+          <w:noProof/>
+        </w:rPr>
         <w:drawing>
           <wp:inline distT="0" distB="0" distL="0" distR="0" wp14:anchorId="6650FDD5" wp14:editId="78ECB625">
             <wp:extent cx="3352949" cy="1886493"/>
@@ -2611,7 +2614,7 @@
                     <pic:cNvPicPr/>
                   </pic:nvPicPr>
                   <pic:blipFill>
-                    <a:blip r:embed="rId12"/>
+                    <a:blip r:embed="rId14"/>
                     <a:stretch>
                       <a:fillRect/>
                     </a:stretch>
@@ -2701,6 +2704,9 @@
     </w:p>
     <w:p>
       <w:r>
+        <w:rPr>
+          <w:noProof/>
+        </w:rPr>
         <w:drawing>
           <wp:inline distT="0" distB="0" distL="0" distR="0" wp14:anchorId="1073F861" wp14:editId="4C0C510B">
             <wp:extent cx="5448772" cy="3101609"/>
@@ -2717,7 +2723,7 @@
                     <pic:cNvPicPr/>
                   </pic:nvPicPr>
                   <pic:blipFill>
-                    <a:blip r:embed="rId13"/>
+                    <a:blip r:embed="rId15"/>
                     <a:stretch>
                       <a:fillRect/>
                     </a:stretch>
@@ -2738,7 +2744,2212 @@
         </w:drawing>
       </w:r>
     </w:p>
+    <w:p>
+      <w:pPr>
+        <w:rPr>
+          <w:b/>
+          <w:bCs/>
+        </w:rPr>
+      </w:pPr>
+      <w:r>
+        <w:rPr>
+          <w:b/>
+          <w:bCs/>
+        </w:rPr>
+        <w:t>SC:</w:t>
+      </w:r>
+    </w:p>
+    <w:p>
+      <w:r>
+        <w:rPr>
+          <w:noProof/>
+        </w:rPr>
+        <w:drawing>
+          <wp:inline distT="0" distB="0" distL="0" distR="0" wp14:anchorId="0A1FC53D" wp14:editId="1DC572B3">
+            <wp:extent cx="3192780" cy="3635742"/>
+            <wp:effectExtent l="0" t="0" r="7620" b="3175"/>
+            <wp:docPr id="970379018" name="Picture 1"/>
+            <wp:cNvGraphicFramePr>
+              <a:graphicFrameLocks xmlns:a="http://schemas.openxmlformats.org/drawingml/2006/main" noChangeAspect="1"/>
+            </wp:cNvGraphicFramePr>
+            <a:graphic xmlns:a="http://schemas.openxmlformats.org/drawingml/2006/main">
+              <a:graphicData uri="http://schemas.openxmlformats.org/drawingml/2006/picture">
+                <pic:pic xmlns:pic="http://schemas.openxmlformats.org/drawingml/2006/picture">
+                  <pic:nvPicPr>
+                    <pic:cNvPr id="970379018" name=""/>
+                    <pic:cNvPicPr/>
+                  </pic:nvPicPr>
+                  <pic:blipFill>
+                    <a:blip r:embed="rId16"/>
+                    <a:stretch>
+                      <a:fillRect/>
+                    </a:stretch>
+                  </pic:blipFill>
+                  <pic:spPr>
+                    <a:xfrm>
+                      <a:off x="0" y="0"/>
+                      <a:ext cx="3201187" cy="3645315"/>
+                    </a:xfrm>
+                    <a:prstGeom prst="rect">
+                      <a:avLst/>
+                    </a:prstGeom>
+                  </pic:spPr>
+                </pic:pic>
+              </a:graphicData>
+            </a:graphic>
+          </wp:inline>
+        </w:drawing>
+      </w:r>
+      <w:r>
+        <w:rPr>
+          <w:noProof/>
+        </w:rPr>
+        <w:drawing>
+          <wp:inline distT="0" distB="0" distL="0" distR="0" wp14:anchorId="15684727" wp14:editId="5D0309F0">
+            <wp:extent cx="2655311" cy="3645535"/>
+            <wp:effectExtent l="0" t="0" r="0" b="0"/>
+            <wp:docPr id="440272581" name="Picture 1"/>
+            <wp:cNvGraphicFramePr>
+              <a:graphicFrameLocks xmlns:a="http://schemas.openxmlformats.org/drawingml/2006/main" noChangeAspect="1"/>
+            </wp:cNvGraphicFramePr>
+            <a:graphic xmlns:a="http://schemas.openxmlformats.org/drawingml/2006/main">
+              <a:graphicData uri="http://schemas.openxmlformats.org/drawingml/2006/picture">
+                <pic:pic xmlns:pic="http://schemas.openxmlformats.org/drawingml/2006/picture">
+                  <pic:nvPicPr>
+                    <pic:cNvPr id="440272581" name=""/>
+                    <pic:cNvPicPr/>
+                  </pic:nvPicPr>
+                  <pic:blipFill>
+                    <a:blip r:embed="rId17"/>
+                    <a:stretch>
+                      <a:fillRect/>
+                    </a:stretch>
+                  </pic:blipFill>
+                  <pic:spPr>
+                    <a:xfrm>
+                      <a:off x="0" y="0"/>
+                      <a:ext cx="2669349" cy="3664808"/>
+                    </a:xfrm>
+                    <a:prstGeom prst="rect">
+                      <a:avLst/>
+                    </a:prstGeom>
+                  </pic:spPr>
+                </pic:pic>
+              </a:graphicData>
+            </a:graphic>
+          </wp:inline>
+        </w:drawing>
+      </w:r>
+    </w:p>
+    <w:tbl>
+      <w:tblPr>
+        <w:tblStyle w:val="TableGrid"/>
+        <w:tblW w:w="0" w:type="auto"/>
+        <w:tblLook w:val="04A0" w:firstRow="1" w:lastRow="0" w:firstColumn="1" w:lastColumn="0" w:noHBand="0" w:noVBand="1"/>
+      </w:tblPr>
+      <w:tblGrid>
+        <w:gridCol w:w="9350"/>
+      </w:tblGrid>
+      <w:tr>
+        <w:tc>
+          <w:tcPr>
+            <w:tcW w:w="9350" w:type="dxa"/>
+          </w:tcPr>
+          <w:p>
+            <w:proofErr w:type="spellStart"/>
+            <w:r>
+              <w:lastRenderedPageBreak/>
+              <w:t>import</w:t>
+            </w:r>
+            <w:proofErr w:type="spellEnd"/>
+            <w:r>
+              <w:t xml:space="preserve"> W7.perbankan.*;</w:t>
+            </w:r>
+          </w:p>
+          <w:p/>
+          <w:p>
+            <w:proofErr w:type="spellStart"/>
+            <w:r>
+              <w:t>public</w:t>
+            </w:r>
+            <w:proofErr w:type="spellEnd"/>
+            <w:r>
+              <w:t xml:space="preserve"> </w:t>
+            </w:r>
+            <w:proofErr w:type="spellStart"/>
+            <w:r>
+              <w:t>class</w:t>
+            </w:r>
+            <w:proofErr w:type="spellEnd"/>
+            <w:r>
+              <w:t xml:space="preserve"> </w:t>
+            </w:r>
+            <w:proofErr w:type="spellStart"/>
+            <w:r>
+              <w:t>TesLatihan</w:t>
+            </w:r>
+            <w:proofErr w:type="spellEnd"/>
+            <w:r>
+              <w:t xml:space="preserve"> { </w:t>
+            </w:r>
+          </w:p>
+          <w:p>
+            <w:r>
+              <w:t xml:space="preserve">    </w:t>
+            </w:r>
+            <w:proofErr w:type="spellStart"/>
+            <w:r>
+              <w:t>public</w:t>
+            </w:r>
+            <w:proofErr w:type="spellEnd"/>
+            <w:r>
+              <w:t xml:space="preserve"> </w:t>
+            </w:r>
+            <w:proofErr w:type="spellStart"/>
+            <w:r>
+              <w:t>static</w:t>
+            </w:r>
+            <w:proofErr w:type="spellEnd"/>
+            <w:r>
+              <w:t xml:space="preserve"> </w:t>
+            </w:r>
+            <w:proofErr w:type="spellStart"/>
+            <w:r>
+              <w:t>void</w:t>
+            </w:r>
+            <w:proofErr w:type="spellEnd"/>
+            <w:r>
+              <w:t xml:space="preserve"> main(</w:t>
+            </w:r>
+            <w:proofErr w:type="spellStart"/>
+            <w:r>
+              <w:t>String</w:t>
+            </w:r>
+            <w:proofErr w:type="spellEnd"/>
+            <w:r>
+              <w:t xml:space="preserve">[] </w:t>
+            </w:r>
+            <w:proofErr w:type="spellStart"/>
+            <w:r>
+              <w:t>args</w:t>
+            </w:r>
+            <w:proofErr w:type="spellEnd"/>
+            <w:r>
+              <w:t xml:space="preserve">) { </w:t>
+            </w:r>
+          </w:p>
+          <w:p>
+            <w:r>
+              <w:t xml:space="preserve">        int </w:t>
+            </w:r>
+            <w:proofErr w:type="spellStart"/>
+            <w:r>
+              <w:t>tmp</w:t>
+            </w:r>
+            <w:proofErr w:type="spellEnd"/>
+            <w:r>
+              <w:t xml:space="preserve">; </w:t>
+            </w:r>
+          </w:p>
+          <w:p>
+            <w:r>
+              <w:t xml:space="preserve">        </w:t>
+            </w:r>
+            <w:proofErr w:type="spellStart"/>
+            <w:r>
+              <w:t>boolean</w:t>
+            </w:r>
+            <w:proofErr w:type="spellEnd"/>
+            <w:r>
+              <w:t xml:space="preserve"> status; </w:t>
+            </w:r>
+          </w:p>
+          <w:p/>
+          <w:p>
+            <w:r>
+              <w:t xml:space="preserve">        Nasabah </w:t>
+            </w:r>
+            <w:proofErr w:type="spellStart"/>
+            <w:r>
+              <w:t>nasabah</w:t>
+            </w:r>
+            <w:proofErr w:type="spellEnd"/>
+            <w:r>
+              <w:t xml:space="preserve"> = </w:t>
+            </w:r>
+            <w:proofErr w:type="spellStart"/>
+            <w:r>
+              <w:t>new</w:t>
+            </w:r>
+            <w:proofErr w:type="spellEnd"/>
+            <w:r>
+              <w:t xml:space="preserve"> Nasabah("</w:t>
+            </w:r>
+            <w:proofErr w:type="spellStart"/>
+            <w:r>
+              <w:t>Agus","Daryanto</w:t>
+            </w:r>
+            <w:proofErr w:type="spellEnd"/>
+            <w:r>
+              <w:t xml:space="preserve">"); </w:t>
+            </w:r>
+          </w:p>
+          <w:p>
+            <w:r>
+              <w:t xml:space="preserve">        </w:t>
+            </w:r>
+            <w:proofErr w:type="spellStart"/>
+            <w:r>
+              <w:t>System.out.println</w:t>
+            </w:r>
+            <w:proofErr w:type="spellEnd"/>
+            <w:r>
+              <w:t>("Nasabah atas nama : "+</w:t>
+            </w:r>
+            <w:proofErr w:type="spellStart"/>
+            <w:r>
+              <w:t>nasabah.getNamaAwal</w:t>
+            </w:r>
+            <w:proofErr w:type="spellEnd"/>
+            <w:r>
+              <w:t xml:space="preserve">() + " " + </w:t>
+            </w:r>
+            <w:proofErr w:type="spellStart"/>
+            <w:r>
+              <w:t>nasabah.getNamaAkhir</w:t>
+            </w:r>
+            <w:proofErr w:type="spellEnd"/>
+            <w:r>
+              <w:t xml:space="preserve">()); </w:t>
+            </w:r>
+          </w:p>
+          <w:p>
+            <w:r>
+              <w:t xml:space="preserve">        </w:t>
+            </w:r>
+          </w:p>
+          <w:p>
+            <w:r>
+              <w:t xml:space="preserve">        </w:t>
+            </w:r>
+            <w:proofErr w:type="spellStart"/>
+            <w:r>
+              <w:t>nasabah.setTabungan</w:t>
+            </w:r>
+            <w:proofErr w:type="spellEnd"/>
+            <w:r>
+              <w:t>(</w:t>
+            </w:r>
+            <w:proofErr w:type="spellStart"/>
+            <w:r>
+              <w:t>new</w:t>
+            </w:r>
+            <w:proofErr w:type="spellEnd"/>
+            <w:r>
+              <w:t xml:space="preserve"> Tabungan (5000)); </w:t>
+            </w:r>
+          </w:p>
+          <w:p>
+            <w:r>
+              <w:t xml:space="preserve">        </w:t>
+            </w:r>
+            <w:proofErr w:type="spellStart"/>
+            <w:r>
+              <w:t>tmp</w:t>
+            </w:r>
+            <w:proofErr w:type="spellEnd"/>
+            <w:r>
+              <w:t xml:space="preserve"> = </w:t>
+            </w:r>
+            <w:proofErr w:type="spellStart"/>
+            <w:r>
+              <w:t>nasabah.getTabungan</w:t>
+            </w:r>
+            <w:proofErr w:type="spellEnd"/>
+            <w:r>
+              <w:t>().</w:t>
+            </w:r>
+            <w:proofErr w:type="spellStart"/>
+            <w:r>
+              <w:t>getSaldo</w:t>
+            </w:r>
+            <w:proofErr w:type="spellEnd"/>
+            <w:r>
+              <w:t xml:space="preserve">(); </w:t>
+            </w:r>
+          </w:p>
+          <w:p>
+            <w:r>
+              <w:t xml:space="preserve">        </w:t>
+            </w:r>
+            <w:proofErr w:type="spellStart"/>
+            <w:r>
+              <w:t>System.out.println</w:t>
+            </w:r>
+            <w:proofErr w:type="spellEnd"/>
+            <w:r>
+              <w:t>("Saldo awal : "+</w:t>
+            </w:r>
+            <w:proofErr w:type="spellStart"/>
+            <w:r>
+              <w:t>tmp</w:t>
+            </w:r>
+            <w:proofErr w:type="spellEnd"/>
+            <w:r>
+              <w:t>);</w:t>
+            </w:r>
+          </w:p>
+          <w:p>
+            <w:r>
+              <w:t xml:space="preserve">        </w:t>
+            </w:r>
+            <w:proofErr w:type="spellStart"/>
+            <w:r>
+              <w:t>nasabah.getTabungan</w:t>
+            </w:r>
+            <w:proofErr w:type="spellEnd"/>
+            <w:r>
+              <w:t>().</w:t>
+            </w:r>
+            <w:proofErr w:type="spellStart"/>
+            <w:r>
+              <w:t>simpanUang</w:t>
+            </w:r>
+            <w:proofErr w:type="spellEnd"/>
+            <w:r>
+              <w:t xml:space="preserve">(3000); </w:t>
+            </w:r>
+          </w:p>
+          <w:p>
+            <w:r>
+              <w:t xml:space="preserve">        </w:t>
+            </w:r>
+            <w:proofErr w:type="spellStart"/>
+            <w:r>
+              <w:t>System.out.println</w:t>
+            </w:r>
+            <w:proofErr w:type="spellEnd"/>
+            <w:r>
+              <w:t xml:space="preserve">("Jumlah uang yang disimpan 3000"); </w:t>
+            </w:r>
+          </w:p>
+          <w:p>
+            <w:r>
+              <w:t xml:space="preserve">        status=</w:t>
+            </w:r>
+            <w:proofErr w:type="spellStart"/>
+            <w:r>
+              <w:t>nasabah.getTabungan</w:t>
+            </w:r>
+            <w:proofErr w:type="spellEnd"/>
+            <w:r>
+              <w:t>().</w:t>
+            </w:r>
+            <w:proofErr w:type="spellStart"/>
+            <w:r>
+              <w:t>ambilUang</w:t>
+            </w:r>
+            <w:proofErr w:type="spellEnd"/>
+            <w:r>
+              <w:t xml:space="preserve">(6000); </w:t>
+            </w:r>
+          </w:p>
+          <w:p>
+            <w:r>
+              <w:t xml:space="preserve">        </w:t>
+            </w:r>
+            <w:proofErr w:type="spellStart"/>
+            <w:r>
+              <w:t>System.out.print</w:t>
+            </w:r>
+            <w:proofErr w:type="spellEnd"/>
+            <w:r>
+              <w:t xml:space="preserve">("Jumlah uang yang diambil 6000"); </w:t>
+            </w:r>
+          </w:p>
+          <w:p>
+            <w:r>
+              <w:t xml:space="preserve">        </w:t>
+            </w:r>
+            <w:proofErr w:type="spellStart"/>
+            <w:r>
+              <w:t>if</w:t>
+            </w:r>
+            <w:proofErr w:type="spellEnd"/>
+            <w:r>
+              <w:t xml:space="preserve">(status) </w:t>
+            </w:r>
+          </w:p>
+          <w:p>
+            <w:r>
+              <w:t xml:space="preserve">            </w:t>
+            </w:r>
+            <w:proofErr w:type="spellStart"/>
+            <w:r>
+              <w:t>System.out.println</w:t>
+            </w:r>
+            <w:proofErr w:type="spellEnd"/>
+            <w:r>
+              <w:t xml:space="preserve">("  OK"); </w:t>
+            </w:r>
+          </w:p>
+          <w:p>
+            <w:r>
+              <w:t xml:space="preserve">        </w:t>
+            </w:r>
+            <w:proofErr w:type="spellStart"/>
+            <w:r>
+              <w:t>else</w:t>
+            </w:r>
+            <w:proofErr w:type="spellEnd"/>
+            <w:r>
+              <w:t xml:space="preserve"> </w:t>
+            </w:r>
+          </w:p>
+          <w:p>
+            <w:r>
+              <w:t xml:space="preserve">            </w:t>
+            </w:r>
+            <w:proofErr w:type="spellStart"/>
+            <w:r>
+              <w:t>System.out.println</w:t>
+            </w:r>
+            <w:proofErr w:type="spellEnd"/>
+            <w:r>
+              <w:t xml:space="preserve">("  Gagal"); </w:t>
+            </w:r>
+          </w:p>
+          <w:p>
+            <w:r>
+              <w:t xml:space="preserve">        </w:t>
+            </w:r>
+          </w:p>
+          <w:p>
+            <w:r>
+              <w:t xml:space="preserve">        </w:t>
+            </w:r>
+            <w:proofErr w:type="spellStart"/>
+            <w:r>
+              <w:t>nasabah.getTabungan</w:t>
+            </w:r>
+            <w:proofErr w:type="spellEnd"/>
+            <w:r>
+              <w:t>().</w:t>
+            </w:r>
+            <w:proofErr w:type="spellStart"/>
+            <w:r>
+              <w:t>simpanUang</w:t>
+            </w:r>
+            <w:proofErr w:type="spellEnd"/>
+            <w:r>
+              <w:t xml:space="preserve">(3500); </w:t>
+            </w:r>
+          </w:p>
+          <w:p>
+            <w:r>
+              <w:t xml:space="preserve">        </w:t>
+            </w:r>
+            <w:proofErr w:type="spellStart"/>
+            <w:r>
+              <w:t>System.out.println</w:t>
+            </w:r>
+            <w:proofErr w:type="spellEnd"/>
+            <w:r>
+              <w:t xml:space="preserve">("Jumlah uang yang disimpan 3500"); </w:t>
+            </w:r>
+          </w:p>
+          <w:p>
+            <w:r>
+              <w:t xml:space="preserve">        status=</w:t>
+            </w:r>
+            <w:proofErr w:type="spellStart"/>
+            <w:r>
+              <w:t>nasabah.getTabungan</w:t>
+            </w:r>
+            <w:proofErr w:type="spellEnd"/>
+            <w:r>
+              <w:t>().</w:t>
+            </w:r>
+            <w:proofErr w:type="spellStart"/>
+            <w:r>
+              <w:t>ambilUang</w:t>
+            </w:r>
+            <w:proofErr w:type="spellEnd"/>
+            <w:r>
+              <w:t xml:space="preserve">(4000); </w:t>
+            </w:r>
+          </w:p>
+          <w:p>
+            <w:r>
+              <w:t xml:space="preserve">        </w:t>
+            </w:r>
+            <w:proofErr w:type="spellStart"/>
+            <w:r>
+              <w:t>System.out.print</w:t>
+            </w:r>
+            <w:proofErr w:type="spellEnd"/>
+            <w:r>
+              <w:t xml:space="preserve">("Jumlah uang yang diambil 4000"); </w:t>
+            </w:r>
+          </w:p>
+          <w:p>
+            <w:r>
+              <w:t xml:space="preserve">        </w:t>
+            </w:r>
+            <w:proofErr w:type="spellStart"/>
+            <w:r>
+              <w:t>if</w:t>
+            </w:r>
+            <w:proofErr w:type="spellEnd"/>
+            <w:r>
+              <w:t xml:space="preserve">(status) </w:t>
+            </w:r>
+          </w:p>
+          <w:p>
+            <w:r>
+              <w:t xml:space="preserve">            </w:t>
+            </w:r>
+            <w:proofErr w:type="spellStart"/>
+            <w:r>
+              <w:t>System.out.println</w:t>
+            </w:r>
+            <w:proofErr w:type="spellEnd"/>
+            <w:r>
+              <w:t xml:space="preserve">("  OK"); </w:t>
+            </w:r>
+          </w:p>
+          <w:p>
+            <w:r>
+              <w:t xml:space="preserve">        </w:t>
+            </w:r>
+            <w:proofErr w:type="spellStart"/>
+            <w:r>
+              <w:t>else</w:t>
+            </w:r>
+            <w:proofErr w:type="spellEnd"/>
+            <w:r>
+              <w:t xml:space="preserve"> </w:t>
+            </w:r>
+          </w:p>
+          <w:p>
+            <w:r>
+              <w:t xml:space="preserve">            </w:t>
+            </w:r>
+            <w:proofErr w:type="spellStart"/>
+            <w:r>
+              <w:t>System.out.println</w:t>
+            </w:r>
+            <w:proofErr w:type="spellEnd"/>
+            <w:r>
+              <w:t xml:space="preserve">(" Gagal"); </w:t>
+            </w:r>
+          </w:p>
+          <w:p/>
+          <w:p>
+            <w:r>
+              <w:t xml:space="preserve">        status=</w:t>
+            </w:r>
+            <w:proofErr w:type="spellStart"/>
+            <w:r>
+              <w:t>nasabah.getTabungan</w:t>
+            </w:r>
+            <w:proofErr w:type="spellEnd"/>
+            <w:r>
+              <w:t>().</w:t>
+            </w:r>
+            <w:proofErr w:type="spellStart"/>
+            <w:r>
+              <w:t>ambilUang</w:t>
+            </w:r>
+            <w:proofErr w:type="spellEnd"/>
+            <w:r>
+              <w:t xml:space="preserve">(1600); </w:t>
+            </w:r>
+          </w:p>
+          <w:p>
+            <w:r>
+              <w:t xml:space="preserve">        </w:t>
+            </w:r>
+            <w:proofErr w:type="spellStart"/>
+            <w:r>
+              <w:t>System.out.print</w:t>
+            </w:r>
+            <w:proofErr w:type="spellEnd"/>
+            <w:r>
+              <w:t xml:space="preserve">("Jumlah uang yang diambil 1600"); </w:t>
+            </w:r>
+          </w:p>
+          <w:p>
+            <w:r>
+              <w:t xml:space="preserve">        </w:t>
+            </w:r>
+            <w:proofErr w:type="spellStart"/>
+            <w:r>
+              <w:t>if</w:t>
+            </w:r>
+            <w:proofErr w:type="spellEnd"/>
+            <w:r>
+              <w:t xml:space="preserve">(status) </w:t>
+            </w:r>
+          </w:p>
+          <w:p>
+            <w:r>
+              <w:t xml:space="preserve">            </w:t>
+            </w:r>
+            <w:proofErr w:type="spellStart"/>
+            <w:r>
+              <w:t>System.out.println</w:t>
+            </w:r>
+            <w:proofErr w:type="spellEnd"/>
+            <w:r>
+              <w:t xml:space="preserve">("  OK"); </w:t>
+            </w:r>
+          </w:p>
+          <w:p>
+            <w:r>
+              <w:t xml:space="preserve">        </w:t>
+            </w:r>
+            <w:proofErr w:type="spellStart"/>
+            <w:r>
+              <w:t>else</w:t>
+            </w:r>
+            <w:proofErr w:type="spellEnd"/>
+            <w:r>
+              <w:t xml:space="preserve"> </w:t>
+            </w:r>
+          </w:p>
+          <w:p>
+            <w:r>
+              <w:t xml:space="preserve">            </w:t>
+            </w:r>
+            <w:proofErr w:type="spellStart"/>
+            <w:r>
+              <w:t>System.out.println</w:t>
+            </w:r>
+            <w:proofErr w:type="spellEnd"/>
+            <w:r>
+              <w:t xml:space="preserve">(" Gagal"); </w:t>
+            </w:r>
+          </w:p>
+          <w:p>
+            <w:r>
+              <w:t xml:space="preserve">        </w:t>
+            </w:r>
+          </w:p>
+          <w:p>
+            <w:r>
+              <w:t xml:space="preserve">        </w:t>
+            </w:r>
+            <w:proofErr w:type="spellStart"/>
+            <w:r>
+              <w:t>nasabah.getTabungan</w:t>
+            </w:r>
+            <w:proofErr w:type="spellEnd"/>
+            <w:r>
+              <w:t>().</w:t>
+            </w:r>
+            <w:proofErr w:type="spellStart"/>
+            <w:r>
+              <w:t>simpanUang</w:t>
+            </w:r>
+            <w:proofErr w:type="spellEnd"/>
+            <w:r>
+              <w:t xml:space="preserve">(2000); </w:t>
+            </w:r>
+          </w:p>
+          <w:p>
+            <w:r>
+              <w:t xml:space="preserve">        </w:t>
+            </w:r>
+            <w:proofErr w:type="spellStart"/>
+            <w:r>
+              <w:t>System.out.println</w:t>
+            </w:r>
+            <w:proofErr w:type="spellEnd"/>
+            <w:r>
+              <w:t xml:space="preserve">("Jumlah uang yang disimpan 2000"); </w:t>
+            </w:r>
+          </w:p>
+          <w:p>
+            <w:r>
+              <w:t xml:space="preserve">        </w:t>
+            </w:r>
+            <w:proofErr w:type="spellStart"/>
+            <w:r>
+              <w:t>tmp</w:t>
+            </w:r>
+            <w:proofErr w:type="spellEnd"/>
+            <w:r>
+              <w:t>=</w:t>
+            </w:r>
+            <w:proofErr w:type="spellStart"/>
+            <w:r>
+              <w:t>nasabah.getTabungan</w:t>
+            </w:r>
+            <w:proofErr w:type="spellEnd"/>
+            <w:r>
+              <w:t>().</w:t>
+            </w:r>
+            <w:proofErr w:type="spellStart"/>
+            <w:r>
+              <w:t>getSaldo</w:t>
+            </w:r>
+            <w:proofErr w:type="spellEnd"/>
+            <w:r>
+              <w:t xml:space="preserve">(); </w:t>
+            </w:r>
+          </w:p>
+          <w:p>
+            <w:r>
+              <w:t xml:space="preserve">        </w:t>
+            </w:r>
+            <w:proofErr w:type="spellStart"/>
+            <w:r>
+              <w:t>System.out.println</w:t>
+            </w:r>
+            <w:proofErr w:type="spellEnd"/>
+            <w:r>
+              <w:t>("Saldo sekarang = "+</w:t>
+            </w:r>
+            <w:proofErr w:type="spellStart"/>
+            <w:r>
+              <w:t>tmp</w:t>
+            </w:r>
+            <w:proofErr w:type="spellEnd"/>
+            <w:r>
+              <w:t>);</w:t>
+            </w:r>
+          </w:p>
+          <w:p>
+            <w:r>
+              <w:t xml:space="preserve">         </w:t>
+            </w:r>
+          </w:p>
+          <w:p>
+            <w:r>
+              <w:t xml:space="preserve">    } </w:t>
+            </w:r>
+          </w:p>
+          <w:p>
+            <w:r>
+              <w:t>}</w:t>
+            </w:r>
+          </w:p>
+        </w:tc>
+      </w:tr>
+    </w:tbl>
+    <w:p>
+      <w:r>
+        <w:rPr>
+          <w:b/>
+          <w:bCs/>
+        </w:rPr>
+        <w:lastRenderedPageBreak/>
+        <w:t xml:space="preserve">Project </w:t>
+      </w:r>
+      <w:proofErr w:type="spellStart"/>
+      <w:r>
+        <w:rPr>
+          <w:b/>
+          <w:bCs/>
+        </w:rPr>
+        <w:t>Structure</w:t>
+      </w:r>
+      <w:proofErr w:type="spellEnd"/>
+      <w:r>
+        <w:rPr>
+          <w:b/>
+          <w:bCs/>
+        </w:rPr>
+        <w:t>:</w:t>
+      </w:r>
+      <w:r>
+        <w:rPr>
+          <w:b/>
+          <w:bCs/>
+        </w:rPr>
+        <w:br/>
+      </w:r>
+      <w:r>
+        <w:t>OOP\</w:t>
+      </w:r>
+    </w:p>
+    <w:p>
+      <w:r>
+        <w:t>├── TesLatihan.java</w:t>
+      </w:r>
+    </w:p>
+    <w:p>
+      <w:r>
+        <w:t>└── W7\</w:t>
+      </w:r>
+    </w:p>
+    <w:p>
+      <w:r>
+        <w:t xml:space="preserve">    └── perbankan\</w:t>
+      </w:r>
+    </w:p>
+    <w:p>
+      <w:r>
+        <w:t xml:space="preserve">        ├── Nasabah.java</w:t>
+      </w:r>
+    </w:p>
+    <w:p>
+      <w:r>
+        <w:t xml:space="preserve">        └── Tabungan.java</w:t>
+      </w:r>
+    </w:p>
+    <w:p>
+      <w:pPr>
+        <w:rPr>
+          <w:b/>
+          <w:bCs/>
+        </w:rPr>
+      </w:pPr>
+      <w:proofErr w:type="spellStart"/>
+      <w:r>
+        <w:rPr>
+          <w:b/>
+          <w:bCs/>
+        </w:rPr>
+        <w:t>Output</w:t>
+      </w:r>
+      <w:proofErr w:type="spellEnd"/>
+      <w:r>
+        <w:rPr>
+          <w:b/>
+          <w:bCs/>
+        </w:rPr>
+        <w:t>:</w:t>
+      </w:r>
+      <w:r>
+        <w:rPr>
+          <w:b/>
+          <w:bCs/>
+        </w:rPr>
+        <w:br/>
+      </w:r>
+      <w:r>
+        <w:rPr>
+          <w:noProof/>
+        </w:rPr>
+        <w:drawing>
+          <wp:inline distT="0" distB="0" distL="0" distR="0" wp14:anchorId="7BFC364E" wp14:editId="15BC5A28">
+            <wp:extent cx="3261643" cy="1569856"/>
+            <wp:effectExtent l="0" t="0" r="0" b="0"/>
+            <wp:docPr id="20620085" name="Picture 1"/>
+            <wp:cNvGraphicFramePr>
+              <a:graphicFrameLocks xmlns:a="http://schemas.openxmlformats.org/drawingml/2006/main" noChangeAspect="1"/>
+            </wp:cNvGraphicFramePr>
+            <a:graphic xmlns:a="http://schemas.openxmlformats.org/drawingml/2006/main">
+              <a:graphicData uri="http://schemas.openxmlformats.org/drawingml/2006/picture">
+                <pic:pic xmlns:pic="http://schemas.openxmlformats.org/drawingml/2006/picture">
+                  <pic:nvPicPr>
+                    <pic:cNvPr id="20620085" name=""/>
+                    <pic:cNvPicPr/>
+                  </pic:nvPicPr>
+                  <pic:blipFill>
+                    <a:blip r:embed="rId18"/>
+                    <a:stretch>
+                      <a:fillRect/>
+                    </a:stretch>
+                  </pic:blipFill>
+                  <pic:spPr>
+                    <a:xfrm>
+                      <a:off x="0" y="0"/>
+                      <a:ext cx="3261643" cy="1569856"/>
+                    </a:xfrm>
+                    <a:prstGeom prst="rect">
+                      <a:avLst/>
+                    </a:prstGeom>
+                  </pic:spPr>
+                </pic:pic>
+              </a:graphicData>
+            </a:graphic>
+          </wp:inline>
+        </w:drawing>
+      </w:r>
+    </w:p>
+    <w:p>
+      <w:pPr>
+        <w:rPr>
+          <w:b/>
+          <w:bCs/>
+        </w:rPr>
+      </w:pPr>
+      <w:r>
+        <w:rPr>
+          <w:b/>
+          <w:bCs/>
+        </w:rPr>
+        <w:br w:type="page"/>
+      </w:r>
+    </w:p>
+    <w:p>
+      <w:pPr>
+        <w:rPr>
+          <w:b/>
+          <w:bCs/>
+          <w:sz w:val="28"/>
+          <w:szCs w:val="28"/>
+        </w:rPr>
+      </w:pPr>
+      <w:r>
+        <w:rPr>
+          <w:b/>
+          <w:bCs/>
+          <w:sz w:val="28"/>
+          <w:szCs w:val="28"/>
+        </w:rPr>
+        <w:lastRenderedPageBreak/>
+        <w:t xml:space="preserve">TUGAS </w:t>
+      </w:r>
+    </w:p>
+    <w:p>
+      <w:pPr>
+        <w:rPr>
+          <w:b/>
+          <w:bCs/>
+        </w:rPr>
+      </w:pPr>
+      <w:r>
+        <w:rPr>
+          <w:b/>
+          <w:bCs/>
+        </w:rPr>
+        <w:t xml:space="preserve">Tugas 1 : Perhatikan program </w:t>
+      </w:r>
+      <w:proofErr w:type="spellStart"/>
+      <w:r>
+        <w:rPr>
+          <w:b/>
+          <w:bCs/>
+        </w:rPr>
+        <w:t>dibawah</w:t>
+      </w:r>
+      <w:proofErr w:type="spellEnd"/>
+      <w:r>
+        <w:rPr>
+          <w:b/>
+          <w:bCs/>
+        </w:rPr>
+        <w:t xml:space="preserve"> ini. Apa yang terjadi bila </w:t>
+      </w:r>
+      <w:proofErr w:type="spellStart"/>
+      <w:r>
+        <w:rPr>
+          <w:b/>
+          <w:bCs/>
+        </w:rPr>
+        <w:t>dikompile</w:t>
+      </w:r>
+      <w:proofErr w:type="spellEnd"/>
+      <w:r>
+        <w:rPr>
+          <w:b/>
+          <w:bCs/>
+        </w:rPr>
+        <w:t xml:space="preserve"> dan dijalankan? Jelaskan jawaban </w:t>
+      </w:r>
+      <w:proofErr w:type="spellStart"/>
+      <w:r>
+        <w:rPr>
+          <w:b/>
+          <w:bCs/>
+        </w:rPr>
+        <w:t>anda</w:t>
+      </w:r>
+      <w:proofErr w:type="spellEnd"/>
+      <w:r>
+        <w:rPr>
+          <w:b/>
+          <w:bCs/>
+        </w:rPr>
+        <w:t>!</w:t>
+      </w:r>
+    </w:p>
+    <w:tbl>
+      <w:tblPr>
+        <w:tblStyle w:val="TableGrid"/>
+        <w:tblW w:w="0" w:type="auto"/>
+        <w:tblLook w:val="04A0" w:firstRow="1" w:lastRow="0" w:firstColumn="1" w:lastColumn="0" w:noHBand="0" w:noVBand="1"/>
+      </w:tblPr>
+      <w:tblGrid>
+        <w:gridCol w:w="9350"/>
+      </w:tblGrid>
+      <w:tr>
+        <w:tc>
+          <w:tcPr>
+            <w:tcW w:w="9350" w:type="dxa"/>
+          </w:tcPr>
+          <w:p>
+            <w:proofErr w:type="spellStart"/>
+            <w:r>
+              <w:t>public</w:t>
+            </w:r>
+            <w:proofErr w:type="spellEnd"/>
+            <w:r>
+              <w:t xml:space="preserve"> </w:t>
+            </w:r>
+            <w:proofErr w:type="spellStart"/>
+            <w:r>
+              <w:t>class</w:t>
+            </w:r>
+            <w:proofErr w:type="spellEnd"/>
+            <w:r>
+              <w:t xml:space="preserve"> Pegawai{ </w:t>
+            </w:r>
+          </w:p>
+          <w:p>
+            <w:r>
+              <w:t xml:space="preserve">    int </w:t>
+            </w:r>
+            <w:proofErr w:type="spellStart"/>
+            <w:r>
+              <w:t>nip</w:t>
+            </w:r>
+            <w:proofErr w:type="spellEnd"/>
+            <w:r>
+              <w:t xml:space="preserve">; </w:t>
+            </w:r>
+          </w:p>
+          <w:p>
+            <w:r>
+              <w:t xml:space="preserve">    </w:t>
+            </w:r>
+            <w:proofErr w:type="spellStart"/>
+            <w:r>
+              <w:t>String</w:t>
+            </w:r>
+            <w:proofErr w:type="spellEnd"/>
+            <w:r>
+              <w:t xml:space="preserve"> nama; </w:t>
+            </w:r>
+          </w:p>
+          <w:p>
+            <w:r>
+              <w:t xml:space="preserve">    </w:t>
+            </w:r>
+            <w:proofErr w:type="spellStart"/>
+            <w:r>
+              <w:t>public</w:t>
+            </w:r>
+            <w:proofErr w:type="spellEnd"/>
+            <w:r>
+              <w:t xml:space="preserve"> Pegawai(int </w:t>
+            </w:r>
+            <w:proofErr w:type="spellStart"/>
+            <w:r>
+              <w:t>nip_pegawai</w:t>
+            </w:r>
+            <w:proofErr w:type="spellEnd"/>
+            <w:r>
+              <w:t xml:space="preserve">){ </w:t>
+            </w:r>
+          </w:p>
+          <w:p>
+            <w:r>
+              <w:t xml:space="preserve">        </w:t>
+            </w:r>
+            <w:proofErr w:type="spellStart"/>
+            <w:r>
+              <w:t>this</w:t>
+            </w:r>
+            <w:proofErr w:type="spellEnd"/>
+            <w:r>
+              <w:t>(nip_pegawai,"</w:t>
+            </w:r>
+            <w:proofErr w:type="spellStart"/>
+            <w:r>
+              <w:t>NoName</w:t>
+            </w:r>
+            <w:proofErr w:type="spellEnd"/>
+            <w:r>
+              <w:t xml:space="preserve">"); </w:t>
+            </w:r>
+          </w:p>
+          <w:p>
+            <w:r>
+              <w:t xml:space="preserve">    }  </w:t>
+            </w:r>
+          </w:p>
+          <w:p/>
+          <w:p>
+            <w:r>
+              <w:t xml:space="preserve">    </w:t>
+            </w:r>
+            <w:proofErr w:type="spellStart"/>
+            <w:r>
+              <w:t>public</w:t>
+            </w:r>
+            <w:proofErr w:type="spellEnd"/>
+            <w:r>
+              <w:t xml:space="preserve"> Pegawai(int </w:t>
+            </w:r>
+            <w:proofErr w:type="spellStart"/>
+            <w:r>
+              <w:t>nip_pegawai</w:t>
+            </w:r>
+            <w:proofErr w:type="spellEnd"/>
+            <w:r>
+              <w:t xml:space="preserve">, </w:t>
+            </w:r>
+            <w:proofErr w:type="spellStart"/>
+            <w:r>
+              <w:t>String</w:t>
+            </w:r>
+            <w:proofErr w:type="spellEnd"/>
+            <w:r>
+              <w:t xml:space="preserve"> </w:t>
+            </w:r>
+            <w:proofErr w:type="spellStart"/>
+            <w:r>
+              <w:t>nama_pegawai</w:t>
+            </w:r>
+            <w:proofErr w:type="spellEnd"/>
+            <w:r>
+              <w:t xml:space="preserve">){ </w:t>
+            </w:r>
+          </w:p>
+          <w:p>
+            <w:r>
+              <w:t xml:space="preserve">        </w:t>
+            </w:r>
+            <w:proofErr w:type="spellStart"/>
+            <w:r>
+              <w:t>this.nip</w:t>
+            </w:r>
+            <w:proofErr w:type="spellEnd"/>
+            <w:r>
+              <w:t xml:space="preserve"> = </w:t>
+            </w:r>
+            <w:proofErr w:type="spellStart"/>
+            <w:r>
+              <w:t>nip_pegawai</w:t>
+            </w:r>
+            <w:proofErr w:type="spellEnd"/>
+            <w:r>
+              <w:t xml:space="preserve">; </w:t>
+            </w:r>
+          </w:p>
+          <w:p>
+            <w:r>
+              <w:t xml:space="preserve">        </w:t>
+            </w:r>
+            <w:proofErr w:type="spellStart"/>
+            <w:r>
+              <w:t>this.nama</w:t>
+            </w:r>
+            <w:proofErr w:type="spellEnd"/>
+            <w:r>
+              <w:t xml:space="preserve"> = </w:t>
+            </w:r>
+            <w:proofErr w:type="spellStart"/>
+            <w:r>
+              <w:t>nama_pegawai</w:t>
+            </w:r>
+            <w:proofErr w:type="spellEnd"/>
+            <w:r>
+              <w:t xml:space="preserve">; </w:t>
+            </w:r>
+          </w:p>
+          <w:p>
+            <w:r>
+              <w:t xml:space="preserve">    }  </w:t>
+            </w:r>
+          </w:p>
+          <w:p>
+            <w:r>
+              <w:t>}</w:t>
+            </w:r>
+          </w:p>
+        </w:tc>
+      </w:tr>
+    </w:tbl>
+    <w:p>
+      <w:pPr>
+        <w:rPr>
+          <w:b/>
+          <w:bCs/>
+        </w:rPr>
+      </w:pPr>
+      <w:proofErr w:type="spellStart"/>
+      <w:r>
+        <w:rPr>
+          <w:b/>
+          <w:bCs/>
+        </w:rPr>
+        <w:t>Output</w:t>
+      </w:r>
+      <w:proofErr w:type="spellEnd"/>
+      <w:r>
+        <w:rPr>
+          <w:b/>
+          <w:bCs/>
+        </w:rPr>
+        <w:t>:</w:t>
+      </w:r>
+    </w:p>
+    <w:p>
+      <w:pPr>
+        <w:rPr>
+          <w:b/>
+          <w:bCs/>
+        </w:rPr>
+      </w:pPr>
+      <w:r>
+        <w:rPr>
+          <w:b/>
+          <w:bCs/>
+        </w:rPr>
+        <w:drawing>
+          <wp:inline distT="0" distB="0" distL="0" distR="0" wp14:anchorId="61EA8279" wp14:editId="0A4F2292">
+            <wp:extent cx="5943600" cy="448945"/>
+            <wp:effectExtent l="0" t="0" r="0" b="8255"/>
+            <wp:docPr id="76879761" name="Picture 1"/>
+            <wp:cNvGraphicFramePr>
+              <a:graphicFrameLocks xmlns:a="http://schemas.openxmlformats.org/drawingml/2006/main" noChangeAspect="1"/>
+            </wp:cNvGraphicFramePr>
+            <a:graphic xmlns:a="http://schemas.openxmlformats.org/drawingml/2006/main">
+              <a:graphicData uri="http://schemas.openxmlformats.org/drawingml/2006/picture">
+                <pic:pic xmlns:pic="http://schemas.openxmlformats.org/drawingml/2006/picture">
+                  <pic:nvPicPr>
+                    <pic:cNvPr id="76879761" name=""/>
+                    <pic:cNvPicPr/>
+                  </pic:nvPicPr>
+                  <pic:blipFill>
+                    <a:blip r:embed="rId19"/>
+                    <a:stretch>
+                      <a:fillRect/>
+                    </a:stretch>
+                  </pic:blipFill>
+                  <pic:spPr>
+                    <a:xfrm>
+                      <a:off x="0" y="0"/>
+                      <a:ext cx="5943600" cy="448945"/>
+                    </a:xfrm>
+                    <a:prstGeom prst="rect">
+                      <a:avLst/>
+                    </a:prstGeom>
+                  </pic:spPr>
+                </pic:pic>
+              </a:graphicData>
+            </a:graphic>
+          </wp:inline>
+        </w:drawing>
+      </w:r>
+    </w:p>
+    <w:p>
+      <w:pPr>
+        <w:rPr>
+          <w:b/>
+          <w:bCs/>
+        </w:rPr>
+      </w:pPr>
+      <w:r>
+        <w:rPr>
+          <w:b/>
+          <w:bCs/>
+        </w:rPr>
+        <w:t>Analisis:</w:t>
+      </w:r>
+    </w:p>
+    <w:p>
+      <w:pPr>
+        <w:rPr>
+          <w:b/>
+          <w:bCs/>
+        </w:rPr>
+      </w:pPr>
+      <w:r>
+        <w:rPr>
+          <w:b/>
+          <w:bCs/>
+        </w:rPr>
+        <w:t xml:space="preserve">Kode berhasil </w:t>
+      </w:r>
+      <w:proofErr w:type="spellStart"/>
+      <w:r>
+        <w:rPr>
+          <w:b/>
+          <w:bCs/>
+        </w:rPr>
+        <w:t>dicompile</w:t>
+      </w:r>
+      <w:proofErr w:type="spellEnd"/>
+      <w:r>
+        <w:rPr>
+          <w:b/>
+          <w:bCs/>
+        </w:rPr>
+        <w:t xml:space="preserve"> sih tapi karena tidak ada main </w:t>
+      </w:r>
+      <w:proofErr w:type="spellStart"/>
+      <w:r>
+        <w:rPr>
+          <w:b/>
+          <w:bCs/>
+        </w:rPr>
+        <w:t>methodnya</w:t>
+      </w:r>
+      <w:proofErr w:type="spellEnd"/>
+      <w:r>
+        <w:rPr>
+          <w:b/>
+          <w:bCs/>
+        </w:rPr>
+        <w:t xml:space="preserve"> jadi muncul </w:t>
+      </w:r>
+      <w:proofErr w:type="spellStart"/>
+      <w:r>
+        <w:rPr>
+          <w:b/>
+          <w:bCs/>
+        </w:rPr>
+        <w:t>error</w:t>
+      </w:r>
+      <w:proofErr w:type="spellEnd"/>
+      <w:r>
+        <w:rPr>
+          <w:b/>
+          <w:bCs/>
+        </w:rPr>
+        <w:t xml:space="preserve">, coba kita </w:t>
+      </w:r>
+      <w:proofErr w:type="spellStart"/>
+      <w:r>
+        <w:rPr>
+          <w:b/>
+          <w:bCs/>
+        </w:rPr>
+        <w:t>tambahin</w:t>
+      </w:r>
+      <w:proofErr w:type="spellEnd"/>
+      <w:r>
+        <w:rPr>
+          <w:b/>
+          <w:bCs/>
+        </w:rPr>
+        <w:t xml:space="preserve"> main </w:t>
+      </w:r>
+      <w:proofErr w:type="spellStart"/>
+      <w:r>
+        <w:rPr>
+          <w:b/>
+          <w:bCs/>
+        </w:rPr>
+        <w:t>method</w:t>
+      </w:r>
+      <w:proofErr w:type="spellEnd"/>
+      <w:r>
+        <w:rPr>
+          <w:b/>
+          <w:bCs/>
+        </w:rPr>
+        <w:t>:</w:t>
+      </w:r>
+      <w:r>
+        <w:rPr>
+          <w:b/>
+          <w:bCs/>
+        </w:rPr>
+        <w:br/>
+      </w:r>
+    </w:p>
+    <w:tbl>
+      <w:tblPr>
+        <w:tblStyle w:val="TableGrid"/>
+        <w:tblW w:w="0" w:type="auto"/>
+        <w:tblLook w:val="04A0" w:firstRow="1" w:lastRow="0" w:firstColumn="1" w:lastColumn="0" w:noHBand="0" w:noVBand="1"/>
+      </w:tblPr>
+      <w:tblGrid>
+        <w:gridCol w:w="9350"/>
+      </w:tblGrid>
+      <w:tr>
+        <w:trPr>
+          <w:trHeight w:val="58"/>
+        </w:trPr>
+        <w:tc>
+          <w:tcPr>
+            <w:tcW w:w="9350" w:type="dxa"/>
+          </w:tcPr>
+          <w:p>
+            <w:r>
+              <w:t xml:space="preserve">    </w:t>
+            </w:r>
+            <w:proofErr w:type="spellStart"/>
+            <w:r>
+              <w:t>public</w:t>
+            </w:r>
+            <w:proofErr w:type="spellEnd"/>
+            <w:r>
+              <w:t xml:space="preserve"> </w:t>
+            </w:r>
+            <w:proofErr w:type="spellStart"/>
+            <w:r>
+              <w:t>static</w:t>
+            </w:r>
+            <w:proofErr w:type="spellEnd"/>
+            <w:r>
+              <w:t xml:space="preserve"> </w:t>
+            </w:r>
+            <w:proofErr w:type="spellStart"/>
+            <w:r>
+              <w:t>void</w:t>
+            </w:r>
+            <w:proofErr w:type="spellEnd"/>
+            <w:r>
+              <w:t xml:space="preserve"> main(</w:t>
+            </w:r>
+            <w:proofErr w:type="spellStart"/>
+            <w:r>
+              <w:t>String</w:t>
+            </w:r>
+            <w:proofErr w:type="spellEnd"/>
+            <w:r>
+              <w:t xml:space="preserve">[] </w:t>
+            </w:r>
+            <w:proofErr w:type="spellStart"/>
+            <w:r>
+              <w:t>args</w:t>
+            </w:r>
+            <w:proofErr w:type="spellEnd"/>
+            <w:r>
+              <w:t>){</w:t>
+            </w:r>
+          </w:p>
+          <w:p>
+            <w:r>
+              <w:t xml:space="preserve">        Pegawai p1 = </w:t>
+            </w:r>
+            <w:proofErr w:type="spellStart"/>
+            <w:r>
+              <w:t>new</w:t>
+            </w:r>
+            <w:proofErr w:type="spellEnd"/>
+            <w:r>
+              <w:t xml:space="preserve"> Pegawai(101);</w:t>
+            </w:r>
+          </w:p>
+          <w:p>
+            <w:r>
+              <w:t xml:space="preserve">        Pegawai p2 = </w:t>
+            </w:r>
+            <w:proofErr w:type="spellStart"/>
+            <w:r>
+              <w:t>new</w:t>
+            </w:r>
+            <w:proofErr w:type="spellEnd"/>
+            <w:r>
+              <w:t xml:space="preserve"> Pegawai(102, "Budi");</w:t>
+            </w:r>
+          </w:p>
+          <w:p>
+            <w:r>
+              <w:t xml:space="preserve">        </w:t>
+            </w:r>
+            <w:proofErr w:type="spellStart"/>
+            <w:r>
+              <w:t>System.out.println</w:t>
+            </w:r>
+            <w:proofErr w:type="spellEnd"/>
+            <w:r>
+              <w:t>("NIP: " + p1.nip + ", Nama: " + p1.nama);</w:t>
+            </w:r>
+          </w:p>
+          <w:p>
+            <w:r>
+              <w:t xml:space="preserve">        </w:t>
+            </w:r>
+            <w:proofErr w:type="spellStart"/>
+            <w:r>
+              <w:t>System.out.println</w:t>
+            </w:r>
+            <w:proofErr w:type="spellEnd"/>
+            <w:r>
+              <w:t>("NIP: " + p2.nip + ", Nama: " + p2.nama);</w:t>
+            </w:r>
+          </w:p>
+          <w:p>
+            <w:pPr>
+              <w:rPr>
+                <w:b/>
+                <w:bCs/>
+              </w:rPr>
+            </w:pPr>
+            <w:r>
+              <w:t xml:space="preserve">        }</w:t>
+            </w:r>
+          </w:p>
+        </w:tc>
+      </w:tr>
+    </w:tbl>
+    <w:p>
+      <w:pPr>
+        <w:rPr>
+          <w:b/>
+          <w:bCs/>
+        </w:rPr>
+      </w:pPr>
+      <w:proofErr w:type="spellStart"/>
+      <w:r>
+        <w:rPr>
+          <w:b/>
+          <w:bCs/>
+        </w:rPr>
+        <w:t>Output</w:t>
+      </w:r>
+      <w:proofErr w:type="spellEnd"/>
+      <w:r>
+        <w:rPr>
+          <w:b/>
+          <w:bCs/>
+        </w:rPr>
+        <w:t>:</w:t>
+      </w:r>
+    </w:p>
+    <w:p>
+      <w:pPr>
+        <w:rPr>
+          <w:b/>
+          <w:bCs/>
+        </w:rPr>
+      </w:pPr>
+      <w:r>
+        <w:rPr>
+          <w:b/>
+          <w:bCs/>
+        </w:rPr>
+        <w:drawing>
+          <wp:inline distT="0" distB="0" distL="0" distR="0" wp14:anchorId="3F7302E6" wp14:editId="3A42FEF5">
+            <wp:extent cx="2149026" cy="381033"/>
+            <wp:effectExtent l="0" t="0" r="3810" b="0"/>
+            <wp:docPr id="2001710625" name="Picture 1"/>
+            <wp:cNvGraphicFramePr>
+              <a:graphicFrameLocks xmlns:a="http://schemas.openxmlformats.org/drawingml/2006/main" noChangeAspect="1"/>
+            </wp:cNvGraphicFramePr>
+            <a:graphic xmlns:a="http://schemas.openxmlformats.org/drawingml/2006/main">
+              <a:graphicData uri="http://schemas.openxmlformats.org/drawingml/2006/picture">
+                <pic:pic xmlns:pic="http://schemas.openxmlformats.org/drawingml/2006/picture">
+                  <pic:nvPicPr>
+                    <pic:cNvPr id="2001710625" name=""/>
+                    <pic:cNvPicPr/>
+                  </pic:nvPicPr>
+                  <pic:blipFill>
+                    <a:blip r:embed="rId20"/>
+                    <a:stretch>
+                      <a:fillRect/>
+                    </a:stretch>
+                  </pic:blipFill>
+                  <pic:spPr>
+                    <a:xfrm>
+                      <a:off x="0" y="0"/>
+                      <a:ext cx="2149026" cy="381033"/>
+                    </a:xfrm>
+                    <a:prstGeom prst="rect">
+                      <a:avLst/>
+                    </a:prstGeom>
+                  </pic:spPr>
+                </pic:pic>
+              </a:graphicData>
+            </a:graphic>
+          </wp:inline>
+        </w:drawing>
+      </w:r>
+    </w:p>
+    <w:p>
+      <w:pPr>
+        <w:rPr>
+          <w:b/>
+          <w:bCs/>
+        </w:rPr>
+      </w:pPr>
+      <w:r>
+        <w:rPr>
+          <w:b/>
+          <w:bCs/>
+        </w:rPr>
+        <w:t>Analisis:</w:t>
+      </w:r>
+    </w:p>
+    <w:p>
+      <w:proofErr w:type="spellStart"/>
+      <w:r>
+        <w:t>Blueprint</w:t>
+      </w:r>
+      <w:proofErr w:type="spellEnd"/>
+      <w:r>
+        <w:t xml:space="preserve"> </w:t>
+      </w:r>
+      <w:proofErr w:type="spellStart"/>
+      <w:r>
+        <w:t>class</w:t>
+      </w:r>
+      <w:proofErr w:type="spellEnd"/>
+      <w:r>
+        <w:t xml:space="preserve"> pegawai di atas biasanya disebut juga sebagai “</w:t>
+      </w:r>
+      <w:proofErr w:type="spellStart"/>
+      <w:r>
+        <w:t>overloading</w:t>
+      </w:r>
+      <w:proofErr w:type="spellEnd"/>
+      <w:r>
+        <w:t xml:space="preserve"> </w:t>
+      </w:r>
+      <w:proofErr w:type="spellStart"/>
+      <w:r>
+        <w:t>constructor</w:t>
+      </w:r>
+      <w:proofErr w:type="spellEnd"/>
+      <w:r>
+        <w:t xml:space="preserve">” yang berarti dia punya </w:t>
+      </w:r>
+      <w:r>
+        <w:t xml:space="preserve">satu nama </w:t>
+      </w:r>
+      <w:proofErr w:type="spellStart"/>
+      <w:r>
+        <w:t>method</w:t>
+      </w:r>
+      <w:proofErr w:type="spellEnd"/>
+      <w:r>
+        <w:t>/</w:t>
+      </w:r>
+      <w:proofErr w:type="spellStart"/>
+      <w:r>
+        <w:t>constructor</w:t>
+      </w:r>
+      <w:proofErr w:type="spellEnd"/>
+      <w:r>
+        <w:t xml:space="preserve"> yang sama, tapi </w:t>
+      </w:r>
+      <w:r>
+        <w:t>ada</w:t>
+      </w:r>
+      <w:r>
+        <w:t xml:space="preserve"> beberapa versi dengan parameter berbeda</w:t>
+      </w:r>
+      <w:r>
+        <w:t xml:space="preserve">. Dalam </w:t>
+      </w:r>
+      <w:proofErr w:type="spellStart"/>
+      <w:r>
+        <w:t>case</w:t>
+      </w:r>
+      <w:proofErr w:type="spellEnd"/>
+      <w:r>
+        <w:t xml:space="preserve"> ini:</w:t>
+      </w:r>
+    </w:p>
+    <w:p>
+      <w:r>
+        <w:t xml:space="preserve">Sama-sama bernama Pegawai (nama </w:t>
+      </w:r>
+      <w:proofErr w:type="spellStart"/>
+      <w:r>
+        <w:t>constructor</w:t>
+      </w:r>
+      <w:proofErr w:type="spellEnd"/>
+      <w:r>
+        <w:t xml:space="preserve"> wajib sama dengan nama </w:t>
+      </w:r>
+      <w:proofErr w:type="spellStart"/>
+      <w:r>
+        <w:t>class</w:t>
+      </w:r>
+      <w:proofErr w:type="spellEnd"/>
+      <w:r>
+        <w:t>)</w:t>
+      </w:r>
+      <w:r>
+        <w:t>, t</w:t>
+      </w:r>
+      <w:r>
+        <w:t>api jumlah parameternya beda:</w:t>
+      </w:r>
+    </w:p>
+    <w:p>
+      <w:pPr>
+        <w:pStyle w:val="ListParagraph"/>
+        <w:numPr>
+          <w:ilvl w:val="0"/>
+          <w:numId w:val="25"/>
+        </w:numPr>
+      </w:pPr>
+      <w:r>
+        <w:lastRenderedPageBreak/>
+        <w:t xml:space="preserve">Pegawai(int </w:t>
+      </w:r>
+      <w:proofErr w:type="spellStart"/>
+      <w:r>
+        <w:t>nip_pegawai</w:t>
+      </w:r>
+      <w:proofErr w:type="spellEnd"/>
+      <w:r>
+        <w:t>) → 1 parameter</w:t>
+      </w:r>
+    </w:p>
+    <w:p>
+      <w:pPr>
+        <w:pStyle w:val="ListParagraph"/>
+        <w:numPr>
+          <w:ilvl w:val="0"/>
+          <w:numId w:val="25"/>
+        </w:numPr>
+      </w:pPr>
+      <w:r>
+        <w:t xml:space="preserve">Pegawai(int </w:t>
+      </w:r>
+      <w:proofErr w:type="spellStart"/>
+      <w:r>
+        <w:t>nip_pegawai</w:t>
+      </w:r>
+      <w:proofErr w:type="spellEnd"/>
+      <w:r>
+        <w:t xml:space="preserve">, </w:t>
+      </w:r>
+      <w:proofErr w:type="spellStart"/>
+      <w:r>
+        <w:t>String</w:t>
+      </w:r>
+      <w:proofErr w:type="spellEnd"/>
+      <w:r>
+        <w:t xml:space="preserve"> </w:t>
+      </w:r>
+      <w:proofErr w:type="spellStart"/>
+      <w:r>
+        <w:t>nama_pegawai</w:t>
+      </w:r>
+      <w:proofErr w:type="spellEnd"/>
+      <w:r>
+        <w:t>) → 2 parameter</w:t>
+      </w:r>
+    </w:p>
+    <w:p>
+      <w:r>
+        <w:t xml:space="preserve">Ketika Cuma </w:t>
+      </w:r>
+      <w:proofErr w:type="spellStart"/>
+      <w:r>
+        <w:t>input</w:t>
+      </w:r>
+      <w:proofErr w:type="spellEnd"/>
+      <w:r>
+        <w:t xml:space="preserve"> NIP maka nama otomatis diset “</w:t>
+      </w:r>
+      <w:proofErr w:type="spellStart"/>
+      <w:r>
+        <w:t>NoName</w:t>
+      </w:r>
+      <w:proofErr w:type="spellEnd"/>
+      <w:r>
+        <w:t xml:space="preserve">” tapi ketika </w:t>
+      </w:r>
+      <w:proofErr w:type="spellStart"/>
+      <w:r>
+        <w:t>input</w:t>
+      </w:r>
+      <w:proofErr w:type="spellEnd"/>
+      <w:r>
+        <w:t xml:space="preserve"> NIP dan Nama maka langsung dipakai.</w:t>
+      </w:r>
+    </w:p>
     <w:p/>
+    <w:p>
+      <w:pPr>
+        <w:rPr>
+          <w:b/>
+          <w:bCs/>
+        </w:rPr>
+      </w:pPr>
+      <w:r>
+        <w:rPr>
+          <w:b/>
+          <w:bCs/>
+        </w:rPr>
+        <w:t xml:space="preserve">Tugas 2. Mengembangkan </w:t>
+      </w:r>
+      <w:proofErr w:type="spellStart"/>
+      <w:r>
+        <w:rPr>
+          <w:b/>
+          <w:bCs/>
+        </w:rPr>
+        <w:t>package</w:t>
+      </w:r>
+      <w:proofErr w:type="spellEnd"/>
+      <w:r>
+        <w:rPr>
+          <w:b/>
+          <w:bCs/>
+        </w:rPr>
+        <w:t xml:space="preserve"> perbankan dengan tambahan </w:t>
+      </w:r>
+      <w:proofErr w:type="spellStart"/>
+      <w:r>
+        <w:rPr>
+          <w:b/>
+          <w:bCs/>
+        </w:rPr>
+        <w:t>class</w:t>
+      </w:r>
+      <w:proofErr w:type="spellEnd"/>
+      <w:r>
+        <w:rPr>
+          <w:b/>
+          <w:bCs/>
+        </w:rPr>
+        <w:t xml:space="preserve"> Bank</w:t>
+      </w:r>
+    </w:p>
+    <w:p>
+      <w:r>
+        <w:drawing>
+          <wp:inline distT="0" distB="0" distL="0" distR="0" wp14:anchorId="31134B0A" wp14:editId="5FA92E36">
+            <wp:extent cx="5943600" cy="4311015"/>
+            <wp:effectExtent l="0" t="0" r="0" b="0"/>
+            <wp:docPr id="2015995560" name="Picture 1"/>
+            <wp:cNvGraphicFramePr>
+              <a:graphicFrameLocks xmlns:a="http://schemas.openxmlformats.org/drawingml/2006/main" noChangeAspect="1"/>
+            </wp:cNvGraphicFramePr>
+            <a:graphic xmlns:a="http://schemas.openxmlformats.org/drawingml/2006/main">
+              <a:graphicData uri="http://schemas.openxmlformats.org/drawingml/2006/picture">
+                <pic:pic xmlns:pic="http://schemas.openxmlformats.org/drawingml/2006/picture">
+                  <pic:nvPicPr>
+                    <pic:cNvPr id="2015995560" name=""/>
+                    <pic:cNvPicPr/>
+                  </pic:nvPicPr>
+                  <pic:blipFill>
+                    <a:blip r:embed="rId21"/>
+                    <a:stretch>
+                      <a:fillRect/>
+                    </a:stretch>
+                  </pic:blipFill>
+                  <pic:spPr>
+                    <a:xfrm>
+                      <a:off x="0" y="0"/>
+                      <a:ext cx="5943600" cy="4311015"/>
+                    </a:xfrm>
+                    <a:prstGeom prst="rect">
+                      <a:avLst/>
+                    </a:prstGeom>
+                  </pic:spPr>
+                </pic:pic>
+              </a:graphicData>
+            </a:graphic>
+          </wp:inline>
+        </w:drawing>
+      </w:r>
+    </w:p>
+    <w:p>
+      <w:pPr>
+        <w:rPr>
+          <w:b/>
+          <w:bCs/>
+        </w:rPr>
+      </w:pPr>
+      <w:r>
+        <w:rPr>
+          <w:b/>
+          <w:bCs/>
+        </w:rPr>
+        <w:br/>
+      </w:r>
+    </w:p>
+    <w:p>
+      <w:pPr>
+        <w:rPr>
+          <w:b/>
+          <w:bCs/>
+        </w:rPr>
+      </w:pPr>
+      <w:r>
+        <w:rPr>
+          <w:b/>
+          <w:bCs/>
+        </w:rPr>
+        <w:br w:type="page"/>
+      </w:r>
+    </w:p>
+    <w:p>
+      <w:pPr>
+        <w:rPr>
+          <w:b/>
+          <w:bCs/>
+        </w:rPr>
+      </w:pPr>
+      <w:r>
+        <w:rPr>
+          <w:b/>
+          <w:bCs/>
+        </w:rPr>
+        <w:lastRenderedPageBreak/>
+        <w:t>SC</w:t>
+      </w:r>
+      <w:r>
+        <w:rPr>
+          <w:b/>
+          <w:bCs/>
+        </w:rPr>
+        <w:t>:</w:t>
+      </w:r>
+    </w:p>
+    <w:p>
+      <w:pPr>
+        <w:rPr>
+          <w:b/>
+          <w:bCs/>
+        </w:rPr>
+      </w:pPr>
+      <w:r>
+        <w:rPr>
+          <w:b/>
+          <w:bCs/>
+        </w:rPr>
+        <w:drawing>
+          <wp:inline distT="0" distB="0" distL="0" distR="0" wp14:anchorId="4D18D887" wp14:editId="4D37A409">
+            <wp:extent cx="5639289" cy="3886537"/>
+            <wp:effectExtent l="0" t="0" r="0" b="0"/>
+            <wp:docPr id="1372964076" name="Picture 1"/>
+            <wp:cNvGraphicFramePr>
+              <a:graphicFrameLocks xmlns:a="http://schemas.openxmlformats.org/drawingml/2006/main" noChangeAspect="1"/>
+            </wp:cNvGraphicFramePr>
+            <a:graphic xmlns:a="http://schemas.openxmlformats.org/drawingml/2006/main">
+              <a:graphicData uri="http://schemas.openxmlformats.org/drawingml/2006/picture">
+                <pic:pic xmlns:pic="http://schemas.openxmlformats.org/drawingml/2006/picture">
+                  <pic:nvPicPr>
+                    <pic:cNvPr id="1372964076" name=""/>
+                    <pic:cNvPicPr/>
+                  </pic:nvPicPr>
+                  <pic:blipFill>
+                    <a:blip r:embed="rId22"/>
+                    <a:stretch>
+                      <a:fillRect/>
+                    </a:stretch>
+                  </pic:blipFill>
+                  <pic:spPr>
+                    <a:xfrm>
+                      <a:off x="0" y="0"/>
+                      <a:ext cx="5639289" cy="3886537"/>
+                    </a:xfrm>
+                    <a:prstGeom prst="rect">
+                      <a:avLst/>
+                    </a:prstGeom>
+                  </pic:spPr>
+                </pic:pic>
+              </a:graphicData>
+            </a:graphic>
+          </wp:inline>
+        </w:drawing>
+      </w:r>
+    </w:p>
+    <w:p>
+      <w:pPr>
+        <w:rPr>
+          <w:b/>
+          <w:bCs/>
+        </w:rPr>
+      </w:pPr>
+      <w:proofErr w:type="spellStart"/>
+      <w:r>
+        <w:rPr>
+          <w:b/>
+          <w:bCs/>
+        </w:rPr>
+        <w:t>Output</w:t>
+      </w:r>
+      <w:proofErr w:type="spellEnd"/>
+      <w:r>
+        <w:rPr>
+          <w:b/>
+          <w:bCs/>
+        </w:rPr>
+        <w:t xml:space="preserve"> yang diharapkan:</w:t>
+      </w:r>
+    </w:p>
+    <w:p>
+      <w:pPr>
+        <w:rPr>
+          <w:b/>
+          <w:bCs/>
+        </w:rPr>
+      </w:pPr>
+      <w:r>
+        <w:rPr>
+          <w:b/>
+          <w:bCs/>
+        </w:rPr>
+        <w:drawing>
+          <wp:inline distT="0" distB="0" distL="0" distR="0" wp14:anchorId="1E8B4643" wp14:editId="601349EF">
+            <wp:extent cx="4663844" cy="1409822"/>
+            <wp:effectExtent l="0" t="0" r="3810" b="0"/>
+            <wp:docPr id="301313655" name="Picture 1"/>
+            <wp:cNvGraphicFramePr>
+              <a:graphicFrameLocks xmlns:a="http://schemas.openxmlformats.org/drawingml/2006/main" noChangeAspect="1"/>
+            </wp:cNvGraphicFramePr>
+            <a:graphic xmlns:a="http://schemas.openxmlformats.org/drawingml/2006/main">
+              <a:graphicData uri="http://schemas.openxmlformats.org/drawingml/2006/picture">
+                <pic:pic xmlns:pic="http://schemas.openxmlformats.org/drawingml/2006/picture">
+                  <pic:nvPicPr>
+                    <pic:cNvPr id="301313655" name=""/>
+                    <pic:cNvPicPr/>
+                  </pic:nvPicPr>
+                  <pic:blipFill>
+                    <a:blip r:embed="rId23"/>
+                    <a:stretch>
+                      <a:fillRect/>
+                    </a:stretch>
+                  </pic:blipFill>
+                  <pic:spPr>
+                    <a:xfrm>
+                      <a:off x="0" y="0"/>
+                      <a:ext cx="4663844" cy="1409822"/>
+                    </a:xfrm>
+                    <a:prstGeom prst="rect">
+                      <a:avLst/>
+                    </a:prstGeom>
+                  </pic:spPr>
+                </pic:pic>
+              </a:graphicData>
+            </a:graphic>
+          </wp:inline>
+        </w:drawing>
+      </w:r>
+    </w:p>
+    <w:p>
+      <w:pPr>
+        <w:rPr>
+          <w:b/>
+          <w:bCs/>
+        </w:rPr>
+      </w:pPr>
+      <w:proofErr w:type="spellStart"/>
+      <w:r>
+        <w:rPr>
+          <w:b/>
+          <w:bCs/>
+        </w:rPr>
+        <w:t>O</w:t>
+      </w:r>
+      <w:r>
+        <w:rPr>
+          <w:b/>
+          <w:bCs/>
+        </w:rPr>
+        <w:t>utput</w:t>
+      </w:r>
+      <w:proofErr w:type="spellEnd"/>
+      <w:r>
+        <w:rPr>
+          <w:b/>
+          <w:bCs/>
+        </w:rPr>
+        <w:t xml:space="preserve"> real:</w:t>
+      </w:r>
+    </w:p>
+    <w:p>
+      <w:pPr>
+        <w:rPr>
+          <w:b/>
+          <w:bCs/>
+        </w:rPr>
+      </w:pPr>
+      <w:r>
+        <w:rPr>
+          <w:b/>
+          <w:bCs/>
+        </w:rPr>
+        <w:drawing>
+          <wp:inline distT="0" distB="0" distL="0" distR="0" wp14:anchorId="71F25AD4" wp14:editId="79936827">
+            <wp:extent cx="4320914" cy="952583"/>
+            <wp:effectExtent l="0" t="0" r="3810" b="0"/>
+            <wp:docPr id="1656233520" name="Picture 1"/>
+            <wp:cNvGraphicFramePr>
+              <a:graphicFrameLocks xmlns:a="http://schemas.openxmlformats.org/drawingml/2006/main" noChangeAspect="1"/>
+            </wp:cNvGraphicFramePr>
+            <a:graphic xmlns:a="http://schemas.openxmlformats.org/drawingml/2006/main">
+              <a:graphicData uri="http://schemas.openxmlformats.org/drawingml/2006/picture">
+                <pic:pic xmlns:pic="http://schemas.openxmlformats.org/drawingml/2006/picture">
+                  <pic:nvPicPr>
+                    <pic:cNvPr id="1656233520" name=""/>
+                    <pic:cNvPicPr/>
+                  </pic:nvPicPr>
+                  <pic:blipFill>
+                    <a:blip r:embed="rId24"/>
+                    <a:stretch>
+                      <a:fillRect/>
+                    </a:stretch>
+                  </pic:blipFill>
+                  <pic:spPr>
+                    <a:xfrm>
+                      <a:off x="0" y="0"/>
+                      <a:ext cx="4320914" cy="952583"/>
+                    </a:xfrm>
+                    <a:prstGeom prst="rect">
+                      <a:avLst/>
+                    </a:prstGeom>
+                  </pic:spPr>
+                </pic:pic>
+              </a:graphicData>
+            </a:graphic>
+          </wp:inline>
+        </w:drawing>
+      </w:r>
+    </w:p>
+    <w:p>
+      <w:pPr>
+        <w:rPr>
+          <w:b/>
+          <w:bCs/>
+        </w:rPr>
+      </w:pPr>
+      <w:r>
+        <w:rPr>
+          <w:b/>
+          <w:bCs/>
+        </w:rPr>
+        <w:t>Analisis:</w:t>
+      </w:r>
+    </w:p>
+    <w:p>
+      <w:r>
+        <w:lastRenderedPageBreak/>
+        <w:t xml:space="preserve">Intinya, </w:t>
+      </w:r>
+      <w:proofErr w:type="spellStart"/>
+      <w:r>
+        <w:t>file</w:t>
+      </w:r>
+      <w:proofErr w:type="spellEnd"/>
+      <w:r>
+        <w:t xml:space="preserve"> TesTugas.java ini untuk </w:t>
+      </w:r>
+      <w:proofErr w:type="spellStart"/>
+      <w:r>
+        <w:t>ngetes</w:t>
+      </w:r>
+      <w:proofErr w:type="spellEnd"/>
+      <w:r>
+        <w:t xml:space="preserve"> apakah ekosistem perbankan kita berjalan dengan benar. Kita </w:t>
+      </w:r>
+      <w:proofErr w:type="spellStart"/>
+      <w:r>
+        <w:t>ngetes</w:t>
+      </w:r>
+      <w:proofErr w:type="spellEnd"/>
+      <w:r>
+        <w:t xml:space="preserve"> </w:t>
+      </w:r>
+      <w:proofErr w:type="spellStart"/>
+      <w:r>
+        <w:t>class</w:t>
+      </w:r>
+      <w:proofErr w:type="spellEnd"/>
+      <w:r>
+        <w:t xml:space="preserve"> Nasabah dan Tabungan sudah bekerja dengan benar atau belum dan ternyata sudah. </w:t>
+      </w:r>
+    </w:p>
     <w:sectPr>
       <w:pgSz w:w="12240" w:h="15840"/>
       <w:pgMar w:top="1440" w:right="1440" w:bottom="1440" w:left="1440" w:header="720" w:footer="720" w:gutter="0"/>
@@ -2749,6 +4960,56 @@
 </w:document>
 </file>
 
+<file path=word/endnotes.xml><?xml version="1.0" encoding="utf-8"?>
+<w:endnotes xmlns:wpc="http://schemas.microsoft.com/office/word/2010/wordprocessingCanvas" xmlns:cx="http://schemas.microsoft.com/office/drawing/2014/chartex" xmlns:cx1="http://schemas.microsoft.com/office/drawing/2015/9/8/chartex" xmlns:cx2="http://schemas.microsoft.com/office/drawing/2015/10/21/chartex" xmlns:cx3="http://schemas.microsoft.com/office/drawing/2016/5/9/chartex" xmlns:cx4="http://schemas.microsoft.com/office/drawing/2016/5/10/chartex" xmlns:cx5="http://schemas.microsoft.com/office/drawing/2016/5/11/chartex" xmlns:cx6="http://schemas.microsoft.com/office/drawing/2016/5/12/chartex" xmlns:cx7="http://schemas.microsoft.com/office/drawing/2016/5/13/chartex" xmlns:cx8="http://schemas.microsoft.com/office/drawing/2016/5/14/chartex" xmlns:mc="http://schemas.openxmlformats.org/markup-compatibility/2006" xmlns:aink="http://schemas.microsoft.com/office/drawing/2016/ink" xmlns:am3d="http://schemas.microsoft.com/office/drawing/2017/model3d" xmlns:o="urn:schemas-microsoft-com:office:office" xmlns:oel="http://schemas.microsoft.com/office/2019/extlst" xmlns:r="http://schemas.openxmlformats.org/officeDocument/2006/relationships" xmlns:m="http://schemas.openxmlformats.org/officeDocument/2006/math" xmlns:v="urn:schemas-microsoft-com:vml" xmlns:wp14="http://schemas.microsoft.com/office/word/2010/wordprocessingDrawing" xmlns:wp="http://schemas.openxmlformats.org/drawingml/2006/wordprocessingDrawing" xmlns:w10="urn:schemas-microsoft-com:office:word" xmlns:w="http://schemas.openxmlformats.org/wordprocessingml/2006/main" xmlns:w14="http://schemas.microsoft.com/office/word/2010/wordml" xmlns:w15="http://schemas.microsoft.com/office/word/2012/wordml" xmlns:w16cex="http://schemas.microsoft.com/office/word/2018/wordml/cex" xmlns:w16cid="http://schemas.microsoft.com/office/word/2016/wordml/cid" xmlns:w16="http://schemas.microsoft.com/office/word/2018/wordml" xmlns:w16du="http://schemas.microsoft.com/office/word/2023/wordml/word16du" xmlns:w16sdtdh="http://schemas.microsoft.com/office/word/2020/wordml/sdtdatahash" xmlns:w16sdtfl="http://schemas.microsoft.com/office/word/2024/wordml/sdtformatlock" xmlns:w16se="http://schemas.microsoft.com/office/word/2015/wordml/symex" xmlns:wpg="http://schemas.microsoft.com/office/word/2010/wordprocessingGroup" xmlns:wpi="http://schemas.microsoft.com/office/word/2010/wordprocessingInk" xmlns:wne="http://schemas.microsoft.com/office/word/2006/wordml" xmlns:wps="http://schemas.microsoft.com/office/word/2010/wordprocessingShape" mc:Ignorable="w14 w15 w16se w16cid w16 w16cex w16sdtdh w16sdtfl w16du wp14">
+  <w:endnote w:type="separator" w:id="-1">
+    <w:p>
+      <w:pPr>
+        <w:spacing w:after="0" w:line="240" w:lineRule="auto"/>
+      </w:pPr>
+      <w:r>
+        <w:separator/>
+      </w:r>
+    </w:p>
+  </w:endnote>
+  <w:endnote w:type="continuationSeparator" w:id="0">
+    <w:p>
+      <w:pPr>
+        <w:spacing w:after="0" w:line="240" w:lineRule="auto"/>
+      </w:pPr>
+      <w:r>
+        <w:continuationSeparator/>
+      </w:r>
+    </w:p>
+  </w:endnote>
+</w:endnotes>
+</file>
+
+<file path=word/footnotes.xml><?xml version="1.0" encoding="utf-8"?>
+<w:footnotes xmlns:wpc="http://schemas.microsoft.com/office/word/2010/wordprocessingCanvas" xmlns:cx="http://schemas.microsoft.com/office/drawing/2014/chartex" xmlns:cx1="http://schemas.microsoft.com/office/drawing/2015/9/8/chartex" xmlns:cx2="http://schemas.microsoft.com/office/drawing/2015/10/21/chartex" xmlns:cx3="http://schemas.microsoft.com/office/drawing/2016/5/9/chartex" xmlns:cx4="http://schemas.microsoft.com/office/drawing/2016/5/10/chartex" xmlns:cx5="http://schemas.microsoft.com/office/drawing/2016/5/11/chartex" xmlns:cx6="http://schemas.microsoft.com/office/drawing/2016/5/12/chartex" xmlns:cx7="http://schemas.microsoft.com/office/drawing/2016/5/13/chartex" xmlns:cx8="http://schemas.microsoft.com/office/drawing/2016/5/14/chartex" xmlns:mc="http://schemas.openxmlformats.org/markup-compatibility/2006" xmlns:aink="http://schemas.microsoft.com/office/drawing/2016/ink" xmlns:am3d="http://schemas.microsoft.com/office/drawing/2017/model3d" xmlns:o="urn:schemas-microsoft-com:office:office" xmlns:oel="http://schemas.microsoft.com/office/2019/extlst" xmlns:r="http://schemas.openxmlformats.org/officeDocument/2006/relationships" xmlns:m="http://schemas.openxmlformats.org/officeDocument/2006/math" xmlns:v="urn:schemas-microsoft-com:vml" xmlns:wp14="http://schemas.microsoft.com/office/word/2010/wordprocessingDrawing" xmlns:wp="http://schemas.openxmlformats.org/drawingml/2006/wordprocessingDrawing" xmlns:w10="urn:schemas-microsoft-com:office:word" xmlns:w="http://schemas.openxmlformats.org/wordprocessingml/2006/main" xmlns:w14="http://schemas.microsoft.com/office/word/2010/wordml" xmlns:w15="http://schemas.microsoft.com/office/word/2012/wordml" xmlns:w16cex="http://schemas.microsoft.com/office/word/2018/wordml/cex" xmlns:w16cid="http://schemas.microsoft.com/office/word/2016/wordml/cid" xmlns:w16="http://schemas.microsoft.com/office/word/2018/wordml" xmlns:w16du="http://schemas.microsoft.com/office/word/2023/wordml/word16du" xmlns:w16sdtdh="http://schemas.microsoft.com/office/word/2020/wordml/sdtdatahash" xmlns:w16sdtfl="http://schemas.microsoft.com/office/word/2024/wordml/sdtformatlock" xmlns:w16se="http://schemas.microsoft.com/office/word/2015/wordml/symex" xmlns:wpg="http://schemas.microsoft.com/office/word/2010/wordprocessingGroup" xmlns:wpi="http://schemas.microsoft.com/office/word/2010/wordprocessingInk" xmlns:wne="http://schemas.microsoft.com/office/word/2006/wordml" xmlns:wps="http://schemas.microsoft.com/office/word/2010/wordprocessingShape" mc:Ignorable="w14 w15 w16se w16cid w16 w16cex w16sdtdh w16sdtfl w16du wp14">
+  <w:footnote w:type="separator" w:id="-1">
+    <w:p>
+      <w:pPr>
+        <w:spacing w:after="0" w:line="240" w:lineRule="auto"/>
+      </w:pPr>
+      <w:r>
+        <w:separator/>
+      </w:r>
+    </w:p>
+  </w:footnote>
+  <w:footnote w:type="continuationSeparator" w:id="0">
+    <w:p>
+      <w:pPr>
+        <w:spacing w:after="0" w:line="240" w:lineRule="auto"/>
+      </w:pPr>
+      <w:r>
+        <w:continuationSeparator/>
+      </w:r>
+    </w:p>
+  </w:footnote>
+</w:footnotes>
+</file>
+
 <file path=word/numbering.xml><?xml version="1.0" encoding="utf-8"?>
 <w:numbering xmlns:wpc="http://schemas.microsoft.com/office/word/2010/wordprocessingCanvas" xmlns:cx="http://schemas.microsoft.com/office/drawing/2014/chartex" xmlns:cx1="http://schemas.microsoft.com/office/drawing/2015/9/8/chartex" xmlns:cx2="http://schemas.microsoft.com/office/drawing/2015/10/21/chartex" xmlns:cx3="http://schemas.microsoft.com/office/drawing/2016/5/9/chartex" xmlns:cx4="http://schemas.microsoft.com/office/drawing/2016/5/10/chartex" xmlns:cx5="http://schemas.microsoft.com/office/drawing/2016/5/11/chartex" xmlns:cx6="http://schemas.microsoft.com/office/drawing/2016/5/12/chartex" xmlns:cx7="http://schemas.microsoft.com/office/drawing/2016/5/13/chartex" xmlns:cx8="http://schemas.microsoft.com/office/drawing/2016/5/14/chartex" xmlns:mc="http://schemas.openxmlformats.org/markup-compatibility/2006" xmlns:aink="http://schemas.microsoft.com/office/drawing/2016/ink" xmlns:am3d="http://schemas.microsoft.com/office/drawing/2017/model3d" xmlns:o="urn:schemas-microsoft-com:office:office" xmlns:oel="http://schemas.microsoft.com/office/2019/extlst" xmlns:r="http://schemas.openxmlformats.org/officeDocument/2006/relationships" xmlns:m="http://schemas.openxmlformats.org/officeDocument/2006/math" xmlns:v="urn:schemas-microsoft-com:vml" xmlns:wp14="http://schemas.microsoft.com/office/word/2010/wordprocessingDrawing" xmlns:wp="http://schemas.openxmlformats.org/drawingml/2006/wordprocessingDrawing" xmlns:w10="urn:schemas-microsoft-com:office:word" xmlns:w="http://schemas.openxmlformats.org/wordprocessingml/2006/main" xmlns:w14="http://schemas.microsoft.com/office/word/2010/wordml" xmlns:w15="http://schemas.microsoft.com/office/word/2012/wordml" xmlns:w16cex="http://schemas.microsoft.com/office/word/2018/wordml/cex" xmlns:w16cid="http://schemas.microsoft.com/office/word/2016/wordml/cid" xmlns:w16="http://schemas.microsoft.com/office/word/2018/wordml" xmlns:w16du="http://schemas.microsoft.com/office/word/2023/wordml/word16du" xmlns:w16sdtdh="http://schemas.microsoft.com/office/word/2020/wordml/sdtdatahash" xmlns:w16sdtfl="http://schemas.microsoft.com/office/word/2024/wordml/sdtformatlock" xmlns:w16se="http://schemas.microsoft.com/office/word/2015/wordml/symex" xmlns:wpg="http://schemas.microsoft.com/office/word/2010/wordprocessingGroup" xmlns:wpi="http://schemas.microsoft.com/office/word/2010/wordprocessingInk" xmlns:wne="http://schemas.microsoft.com/office/word/2006/wordml" xmlns:wps="http://schemas.microsoft.com/office/word/2010/wordprocessingShape" mc:Ignorable="w14 w15 w16se w16cid w16 w16cex w16sdtdh w16sdtfl w16du wp14">
   <w:abstractNum w:abstractNumId="0" w15:restartNumberingAfterBreak="0">
@@ -4651,6 +6912,119 @@
     </w:lvl>
   </w:abstractNum>
   <w:abstractNum w:abstractNumId="18" w15:restartNumberingAfterBreak="0">
+    <w:nsid w:val="6C2A5667"/>
+    <w:multiLevelType w:val="hybridMultilevel"/>
+    <w:tmpl w:val="DF94EE4E"/>
+    <w:lvl w:ilvl="0" w:tplc="04210001">
+      <w:start w:val="1"/>
+      <w:numFmt w:val="bullet"/>
+      <w:lvlText w:val=""/>
+      <w:lvlJc w:val="left"/>
+      <w:pPr>
+        <w:ind w:left="720" w:hanging="360"/>
+      </w:pPr>
+      <w:rPr>
+        <w:rFonts w:ascii="Symbol" w:hAnsi="Symbol" w:hint="default"/>
+      </w:rPr>
+    </w:lvl>
+    <w:lvl w:ilvl="1" w:tplc="04210003" w:tentative="1">
+      <w:start w:val="1"/>
+      <w:numFmt w:val="bullet"/>
+      <w:lvlText w:val="o"/>
+      <w:lvlJc w:val="left"/>
+      <w:pPr>
+        <w:ind w:left="1440" w:hanging="360"/>
+      </w:pPr>
+      <w:rPr>
+        <w:rFonts w:ascii="Courier New" w:hAnsi="Courier New" w:cs="Courier New" w:hint="default"/>
+      </w:rPr>
+    </w:lvl>
+    <w:lvl w:ilvl="2" w:tplc="04210005" w:tentative="1">
+      <w:start w:val="1"/>
+      <w:numFmt w:val="bullet"/>
+      <w:lvlText w:val=""/>
+      <w:lvlJc w:val="left"/>
+      <w:pPr>
+        <w:ind w:left="2160" w:hanging="360"/>
+      </w:pPr>
+      <w:rPr>
+        <w:rFonts w:ascii="Wingdings" w:hAnsi="Wingdings" w:hint="default"/>
+      </w:rPr>
+    </w:lvl>
+    <w:lvl w:ilvl="3" w:tplc="04210001" w:tentative="1">
+      <w:start w:val="1"/>
+      <w:numFmt w:val="bullet"/>
+      <w:lvlText w:val=""/>
+      <w:lvlJc w:val="left"/>
+      <w:pPr>
+        <w:ind w:left="2880" w:hanging="360"/>
+      </w:pPr>
+      <w:rPr>
+        <w:rFonts w:ascii="Symbol" w:hAnsi="Symbol" w:hint="default"/>
+      </w:rPr>
+    </w:lvl>
+    <w:lvl w:ilvl="4" w:tplc="04210003" w:tentative="1">
+      <w:start w:val="1"/>
+      <w:numFmt w:val="bullet"/>
+      <w:lvlText w:val="o"/>
+      <w:lvlJc w:val="left"/>
+      <w:pPr>
+        <w:ind w:left="3600" w:hanging="360"/>
+      </w:pPr>
+      <w:rPr>
+        <w:rFonts w:ascii="Courier New" w:hAnsi="Courier New" w:cs="Courier New" w:hint="default"/>
+      </w:rPr>
+    </w:lvl>
+    <w:lvl w:ilvl="5" w:tplc="04210005" w:tentative="1">
+      <w:start w:val="1"/>
+      <w:numFmt w:val="bullet"/>
+      <w:lvlText w:val=""/>
+      <w:lvlJc w:val="left"/>
+      <w:pPr>
+        <w:ind w:left="4320" w:hanging="360"/>
+      </w:pPr>
+      <w:rPr>
+        <w:rFonts w:ascii="Wingdings" w:hAnsi="Wingdings" w:hint="default"/>
+      </w:rPr>
+    </w:lvl>
+    <w:lvl w:ilvl="6" w:tplc="04210001" w:tentative="1">
+      <w:start w:val="1"/>
+      <w:numFmt w:val="bullet"/>
+      <w:lvlText w:val=""/>
+      <w:lvlJc w:val="left"/>
+      <w:pPr>
+        <w:ind w:left="5040" w:hanging="360"/>
+      </w:pPr>
+      <w:rPr>
+        <w:rFonts w:ascii="Symbol" w:hAnsi="Symbol" w:hint="default"/>
+      </w:rPr>
+    </w:lvl>
+    <w:lvl w:ilvl="7" w:tplc="04210003" w:tentative="1">
+      <w:start w:val="1"/>
+      <w:numFmt w:val="bullet"/>
+      <w:lvlText w:val="o"/>
+      <w:lvlJc w:val="left"/>
+      <w:pPr>
+        <w:ind w:left="5760" w:hanging="360"/>
+      </w:pPr>
+      <w:rPr>
+        <w:rFonts w:ascii="Courier New" w:hAnsi="Courier New" w:cs="Courier New" w:hint="default"/>
+      </w:rPr>
+    </w:lvl>
+    <w:lvl w:ilvl="8" w:tplc="04210005" w:tentative="1">
+      <w:start w:val="1"/>
+      <w:numFmt w:val="bullet"/>
+      <w:lvlText w:val=""/>
+      <w:lvlJc w:val="left"/>
+      <w:pPr>
+        <w:ind w:left="6480" w:hanging="360"/>
+      </w:pPr>
+      <w:rPr>
+        <w:rFonts w:ascii="Wingdings" w:hAnsi="Wingdings" w:hint="default"/>
+      </w:rPr>
+    </w:lvl>
+  </w:abstractNum>
+  <w:abstractNum w:abstractNumId="19" w15:restartNumberingAfterBreak="0">
     <w:nsid w:val="6E7C623F"/>
     <w:multiLevelType w:val="hybridMultilevel"/>
     <w:tmpl w:val="779E7926"/>
@@ -4739,7 +7113,7 @@
       </w:pPr>
     </w:lvl>
   </w:abstractNum>
-  <w:abstractNum w:abstractNumId="19" w15:restartNumberingAfterBreak="0">
+  <w:abstractNum w:abstractNumId="20" w15:restartNumberingAfterBreak="0">
     <w:nsid w:val="6FBF37E7"/>
     <w:multiLevelType w:val="hybridMultilevel"/>
     <w:tmpl w:val="C1B259CC"/>
@@ -4852,7 +7226,7 @@
       </w:rPr>
     </w:lvl>
   </w:abstractNum>
-  <w:abstractNum w:abstractNumId="20" w15:restartNumberingAfterBreak="0">
+  <w:abstractNum w:abstractNumId="21" w15:restartNumberingAfterBreak="0">
     <w:nsid w:val="70525ADB"/>
     <w:multiLevelType w:val="hybridMultilevel"/>
     <w:tmpl w:val="948667B2"/>
@@ -4965,7 +7339,7 @@
       </w:rPr>
     </w:lvl>
   </w:abstractNum>
-  <w:abstractNum w:abstractNumId="21" w15:restartNumberingAfterBreak="0">
+  <w:abstractNum w:abstractNumId="22" w15:restartNumberingAfterBreak="0">
     <w:nsid w:val="76114A2D"/>
     <w:multiLevelType w:val="hybridMultilevel"/>
     <w:tmpl w:val="2020AEAC"/>
@@ -5051,7 +7425,7 @@
       </w:pPr>
     </w:lvl>
   </w:abstractNum>
-  <w:abstractNum w:abstractNumId="22" w15:restartNumberingAfterBreak="0">
+  <w:abstractNum w:abstractNumId="23" w15:restartNumberingAfterBreak="0">
     <w:nsid w:val="773860DA"/>
     <w:multiLevelType w:val="hybridMultilevel"/>
     <w:tmpl w:val="B77458EE"/>
@@ -5137,7 +7511,7 @@
       </w:pPr>
     </w:lvl>
   </w:abstractNum>
-  <w:abstractNum w:abstractNumId="23" w15:restartNumberingAfterBreak="0">
+  <w:abstractNum w:abstractNumId="24" w15:restartNumberingAfterBreak="0">
     <w:nsid w:val="7ADD3D33"/>
     <w:multiLevelType w:val="hybridMultilevel"/>
     <w:tmpl w:val="779E7926"/>
@@ -5254,7 +7628,7 @@
     <w:abstractNumId w:val="17"/>
   </w:num>
   <w:num w:numId="10" w16cid:durableId="795031027">
-    <w:abstractNumId w:val="20"/>
+    <w:abstractNumId w:val="21"/>
   </w:num>
   <w:num w:numId="11" w16cid:durableId="2058315553">
     <w:abstractNumId w:val="10"/>
@@ -5266,16 +7640,16 @@
     <w:abstractNumId w:val="0"/>
   </w:num>
   <w:num w:numId="14" w16cid:durableId="1460805686">
-    <w:abstractNumId w:val="21"/>
+    <w:abstractNumId w:val="22"/>
   </w:num>
   <w:num w:numId="15" w16cid:durableId="967203624">
     <w:abstractNumId w:val="3"/>
   </w:num>
   <w:num w:numId="16" w16cid:durableId="1909919724">
-    <w:abstractNumId w:val="22"/>
+    <w:abstractNumId w:val="23"/>
   </w:num>
   <w:num w:numId="17" w16cid:durableId="1051032655">
-    <w:abstractNumId w:val="18"/>
+    <w:abstractNumId w:val="19"/>
   </w:num>
   <w:num w:numId="18" w16cid:durableId="536040637">
     <w:abstractNumId w:val="6"/>
@@ -5287,16 +7661,19 @@
     <w:abstractNumId w:val="9"/>
   </w:num>
   <w:num w:numId="21" w16cid:durableId="72971185">
-    <w:abstractNumId w:val="23"/>
+    <w:abstractNumId w:val="24"/>
   </w:num>
   <w:num w:numId="22" w16cid:durableId="1870488748">
-    <w:abstractNumId w:val="19"/>
+    <w:abstractNumId w:val="20"/>
   </w:num>
   <w:num w:numId="23" w16cid:durableId="5057382">
     <w:abstractNumId w:val="5"/>
   </w:num>
   <w:num w:numId="24" w16cid:durableId="1437865329">
     <w:abstractNumId w:val="11"/>
+  </w:num>
+  <w:num w:numId="25" w16cid:durableId="841089296">
+    <w:abstractNumId w:val="18"/>
   </w:num>
 </w:numbering>
 </file>
@@ -6288,6 +8665,50 @@
       <w:szCs w:val="20"/>
     </w:rPr>
   </w:style>
+  <w:style w:type="paragraph" w:styleId="Header">
+    <w:name w:val="header"/>
+    <w:basedOn w:val="Normal"/>
+    <w:link w:val="HeaderChar"/>
+    <w:uiPriority w:val="99"/>
+    <w:unhideWhenUsed/>
+    <w:rsid w:val="004D41EB"/>
+    <w:pPr>
+      <w:tabs>
+        <w:tab w:val="center" w:pos="4513"/>
+        <w:tab w:val="right" w:pos="9026"/>
+      </w:tabs>
+      <w:spacing w:after="0" w:line="240" w:lineRule="auto"/>
+    </w:pPr>
+  </w:style>
+  <w:style w:type="character" w:customStyle="1" w:styleId="HeaderChar">
+    <w:name w:val="Header Char"/>
+    <w:basedOn w:val="DefaultParagraphFont"/>
+    <w:link w:val="Header"/>
+    <w:uiPriority w:val="99"/>
+    <w:rsid w:val="004D41EB"/>
+  </w:style>
+  <w:style w:type="paragraph" w:styleId="Footer">
+    <w:name w:val="footer"/>
+    <w:basedOn w:val="Normal"/>
+    <w:link w:val="FooterChar"/>
+    <w:uiPriority w:val="99"/>
+    <w:unhideWhenUsed/>
+    <w:rsid w:val="004D41EB"/>
+    <w:pPr>
+      <w:tabs>
+        <w:tab w:val="center" w:pos="4513"/>
+        <w:tab w:val="right" w:pos="9026"/>
+      </w:tabs>
+      <w:spacing w:after="0" w:line="240" w:lineRule="auto"/>
+    </w:pPr>
+  </w:style>
+  <w:style w:type="character" w:customStyle="1" w:styleId="FooterChar">
+    <w:name w:val="Footer Char"/>
+    <w:basedOn w:val="DefaultParagraphFont"/>
+    <w:link w:val="Footer"/>
+    <w:uiPriority w:val="99"/>
+    <w:rsid w:val="004D41EB"/>
+  </w:style>
 </w:styles>
 </file>
 
